--- a/Word/13-diagnostico-uso-IA.docx
+++ b/Word/13-diagnostico-uso-IA.docx
@@ -213,11 +213,11 @@
         <w:tblLook w:firstColumn="1" w:firstRow="1" w:lastColumn="0" w:lastRow="0" w:noHBand="0" w:noVBand="1" w:val="04A0"/>
       </w:tblPr>
       <w:tblGrid>
-        <w:gridCol w:w="882"/>
-        <w:gridCol w:w="1711"/>
-        <w:gridCol w:w="1711"/>
-        <w:gridCol w:w="3423"/>
-        <w:gridCol w:w="1902"/>
+        <w:gridCol w:w="1789"/>
+        <w:gridCol w:w="1894"/>
+        <w:gridCol w:w="1548"/>
+        <w:gridCol w:w="2278"/>
+        <w:gridCol w:w="2120"/>
       </w:tblGrid>
       <w:tr>
         <w:trPr>
@@ -226,7 +226,7 @@
         </w:trPr>
         <w:tc>
           <w:tcPr>
-            <w:tcW w:w="882" w:type="dxa"/>
+            <w:tcW w:w="1789" w:type="dxa"/>
             <w:shd w:val="clear" w:color="auto" w:fill="ECECEC"/>
           </w:tcPr>
           <w:p>
@@ -245,7 +245,7 @@
         </w:tc>
         <w:tc>
           <w:tcPr>
-            <w:tcW w:w="1711" w:type="dxa"/>
+            <w:tcW w:w="1894" w:type="dxa"/>
             <w:shd w:val="clear" w:color="auto" w:fill="ECECEC"/>
           </w:tcPr>
           <w:p>
@@ -264,7 +264,7 @@
         </w:tc>
         <w:tc>
           <w:tcPr>
-            <w:tcW w:w="1711" w:type="dxa"/>
+            <w:tcW w:w="1548" w:type="dxa"/>
             <w:shd w:val="clear" w:color="auto" w:fill="ECECEC"/>
           </w:tcPr>
           <w:p>
@@ -283,7 +283,7 @@
         </w:tc>
         <w:tc>
           <w:tcPr>
-            <w:tcW w:w="3423" w:type="dxa"/>
+            <w:tcW w:w="2278" w:type="dxa"/>
             <w:shd w:val="clear" w:color="auto" w:fill="ECECEC"/>
           </w:tcPr>
           <w:p>
@@ -302,7 +302,7 @@
         </w:tc>
         <w:tc>
           <w:tcPr>
-            <w:tcW w:w="1902" w:type="dxa"/>
+            <w:tcW w:w="2120" w:type="dxa"/>
             <w:shd w:val="clear" w:color="auto" w:fill="ECECEC"/>
           </w:tcPr>
           <w:p>
@@ -323,7 +323,7 @@
       <w:tr>
         <w:tc>
           <w:tcPr>
-            <w:tcW w:w="882" w:type="dxa"/>
+            <w:tcW w:w="1789" w:type="dxa"/>
           </w:tcPr>
           <w:p>
             <w:pPr>
@@ -341,7 +341,7 @@
         </w:tc>
         <w:tc>
           <w:tcPr>
-            <w:tcW w:w="1711" w:type="dxa"/>
+            <w:tcW w:w="1894" w:type="dxa"/>
           </w:tcPr>
           <w:p>
             <w:pPr>
@@ -358,7 +358,7 @@
         </w:tc>
         <w:tc>
           <w:tcPr>
-            <w:tcW w:w="1711" w:type="dxa"/>
+            <w:tcW w:w="1548" w:type="dxa"/>
           </w:tcPr>
           <w:p>
             <w:pPr>
@@ -375,7 +375,7 @@
         </w:tc>
         <w:tc>
           <w:tcPr>
-            <w:tcW w:w="3423" w:type="dxa"/>
+            <w:tcW w:w="2278" w:type="dxa"/>
           </w:tcPr>
           <w:p>
             <w:pPr>
@@ -392,7 +392,7 @@
         </w:tc>
         <w:tc>
           <w:tcPr>
-            <w:tcW w:w="1902" w:type="dxa"/>
+            <w:tcW w:w="2120" w:type="dxa"/>
           </w:tcPr>
           <w:p>
             <w:pPr>
@@ -411,7 +411,7 @@
       <w:tr>
         <w:tc>
           <w:tcPr>
-            <w:tcW w:w="882" w:type="dxa"/>
+            <w:tcW w:w="1789" w:type="dxa"/>
           </w:tcPr>
           <w:p>
             <w:pPr>
@@ -429,7 +429,7 @@
         </w:tc>
         <w:tc>
           <w:tcPr>
-            <w:tcW w:w="1711" w:type="dxa"/>
+            <w:tcW w:w="1894" w:type="dxa"/>
           </w:tcPr>
           <w:p>
             <w:pPr>
@@ -446,7 +446,7 @@
         </w:tc>
         <w:tc>
           <w:tcPr>
-            <w:tcW w:w="1711" w:type="dxa"/>
+            <w:tcW w:w="1548" w:type="dxa"/>
           </w:tcPr>
           <w:p>
             <w:pPr>
@@ -463,7 +463,7 @@
         </w:tc>
         <w:tc>
           <w:tcPr>
-            <w:tcW w:w="3423" w:type="dxa"/>
+            <w:tcW w:w="2278" w:type="dxa"/>
           </w:tcPr>
           <w:p>
             <w:pPr>
@@ -480,7 +480,7 @@
         </w:tc>
         <w:tc>
           <w:tcPr>
-            <w:tcW w:w="1902" w:type="dxa"/>
+            <w:tcW w:w="2120" w:type="dxa"/>
           </w:tcPr>
           <w:p>
             <w:pPr>
@@ -499,7 +499,7 @@
       <w:tr>
         <w:tc>
           <w:tcPr>
-            <w:tcW w:w="882" w:type="dxa"/>
+            <w:tcW w:w="1789" w:type="dxa"/>
           </w:tcPr>
           <w:p>
             <w:pPr>
@@ -517,7 +517,7 @@
         </w:tc>
         <w:tc>
           <w:tcPr>
-            <w:tcW w:w="1711" w:type="dxa"/>
+            <w:tcW w:w="1894" w:type="dxa"/>
           </w:tcPr>
           <w:p>
             <w:pPr>
@@ -534,7 +534,7 @@
         </w:tc>
         <w:tc>
           <w:tcPr>
-            <w:tcW w:w="1711" w:type="dxa"/>
+            <w:tcW w:w="1548" w:type="dxa"/>
           </w:tcPr>
           <w:p>
             <w:pPr>
@@ -551,7 +551,7 @@
         </w:tc>
         <w:tc>
           <w:tcPr>
-            <w:tcW w:w="3423" w:type="dxa"/>
+            <w:tcW w:w="2278" w:type="dxa"/>
           </w:tcPr>
           <w:p>
             <w:pPr>
@@ -568,7 +568,7 @@
         </w:tc>
         <w:tc>
           <w:tcPr>
-            <w:tcW w:w="1902" w:type="dxa"/>
+            <w:tcW w:w="2120" w:type="dxa"/>
           </w:tcPr>
           <w:p>
             <w:pPr>
@@ -739,10 +739,10 @@
         <w:tblLook w:firstColumn="1" w:firstRow="1" w:lastColumn="0" w:lastRow="0" w:noHBand="0" w:noVBand="1" w:val="04A0"/>
       </w:tblPr>
       <w:tblGrid>
-        <w:gridCol w:w="878"/>
-        <w:gridCol w:w="878"/>
-        <w:gridCol w:w="6518"/>
-        <w:gridCol w:w="1357"/>
+        <w:gridCol w:w="1606"/>
+        <w:gridCol w:w="1164"/>
+        <w:gridCol w:w="5188"/>
+        <w:gridCol w:w="1672"/>
       </w:tblGrid>
       <w:tr>
         <w:trPr>
@@ -751,7 +751,7 @@
         </w:trPr>
         <w:tc>
           <w:tcPr>
-            <w:tcW w:w="878" w:type="dxa"/>
+            <w:tcW w:w="1606" w:type="dxa"/>
             <w:shd w:val="clear" w:color="auto" w:fill="ECECEC"/>
           </w:tcPr>
           <w:p>
@@ -770,7 +770,7 @@
         </w:tc>
         <w:tc>
           <w:tcPr>
-            <w:tcW w:w="878" w:type="dxa"/>
+            <w:tcW w:w="1164" w:type="dxa"/>
             <w:shd w:val="clear" w:color="auto" w:fill="ECECEC"/>
           </w:tcPr>
           <w:p>
@@ -789,7 +789,7 @@
         </w:tc>
         <w:tc>
           <w:tcPr>
-            <w:tcW w:w="6518" w:type="dxa"/>
+            <w:tcW w:w="5188" w:type="dxa"/>
             <w:shd w:val="clear" w:color="auto" w:fill="ECECEC"/>
           </w:tcPr>
           <w:p>
@@ -808,7 +808,7 @@
         </w:tc>
         <w:tc>
           <w:tcPr>
-            <w:tcW w:w="1357" w:type="dxa"/>
+            <w:tcW w:w="1672" w:type="dxa"/>
             <w:shd w:val="clear" w:color="auto" w:fill="ECECEC"/>
           </w:tcPr>
           <w:p>
@@ -829,7 +829,7 @@
       <w:tr>
         <w:tc>
           <w:tcPr>
-            <w:tcW w:w="878" w:type="dxa"/>
+            <w:tcW w:w="1606" w:type="dxa"/>
           </w:tcPr>
           <w:p>
             <w:pPr>
@@ -846,7 +846,7 @@
         </w:tc>
         <w:tc>
           <w:tcPr>
-            <w:tcW w:w="878" w:type="dxa"/>
+            <w:tcW w:w="1164" w:type="dxa"/>
           </w:tcPr>
           <w:p>
             <w:pPr>
@@ -863,7 +863,7 @@
         </w:tc>
         <w:tc>
           <w:tcPr>
-            <w:tcW w:w="6518" w:type="dxa"/>
+            <w:tcW w:w="5188" w:type="dxa"/>
           </w:tcPr>
           <w:p>
             <w:pPr>
@@ -880,7 +880,7 @@
         </w:tc>
         <w:tc>
           <w:tcPr>
-            <w:tcW w:w="1357" w:type="dxa"/>
+            <w:tcW w:w="1672" w:type="dxa"/>
           </w:tcPr>
           <w:p>
             <w:pPr>
@@ -899,7 +899,7 @@
       <w:tr>
         <w:tc>
           <w:tcPr>
-            <w:tcW w:w="878" w:type="dxa"/>
+            <w:tcW w:w="1606" w:type="dxa"/>
           </w:tcPr>
           <w:p>
             <w:pPr>
@@ -916,7 +916,7 @@
         </w:tc>
         <w:tc>
           <w:tcPr>
-            <w:tcW w:w="878" w:type="dxa"/>
+            <w:tcW w:w="1164" w:type="dxa"/>
           </w:tcPr>
           <w:p>
             <w:pPr>
@@ -933,7 +933,7 @@
         </w:tc>
         <w:tc>
           <w:tcPr>
-            <w:tcW w:w="6518" w:type="dxa"/>
+            <w:tcW w:w="5188" w:type="dxa"/>
           </w:tcPr>
           <w:p>
             <w:pPr>
@@ -950,7 +950,7 @@
         </w:tc>
         <w:tc>
           <w:tcPr>
-            <w:tcW w:w="1357" w:type="dxa"/>
+            <w:tcW w:w="1672" w:type="dxa"/>
           </w:tcPr>
           <w:p>
             <w:pPr>
@@ -969,7 +969,7 @@
       <w:tr>
         <w:tc>
           <w:tcPr>
-            <w:tcW w:w="878" w:type="dxa"/>
+            <w:tcW w:w="1606" w:type="dxa"/>
           </w:tcPr>
           <w:p>
             <w:pPr>
@@ -986,7 +986,7 @@
         </w:tc>
         <w:tc>
           <w:tcPr>
-            <w:tcW w:w="878" w:type="dxa"/>
+            <w:tcW w:w="1164" w:type="dxa"/>
           </w:tcPr>
           <w:p>
             <w:pPr>
@@ -1003,7 +1003,7 @@
         </w:tc>
         <w:tc>
           <w:tcPr>
-            <w:tcW w:w="6518" w:type="dxa"/>
+            <w:tcW w:w="5188" w:type="dxa"/>
           </w:tcPr>
           <w:p>
             <w:pPr>
@@ -1020,7 +1020,7 @@
         </w:tc>
         <w:tc>
           <w:tcPr>
-            <w:tcW w:w="1357" w:type="dxa"/>
+            <w:tcW w:w="1672" w:type="dxa"/>
           </w:tcPr>
           <w:p>
             <w:pPr>
@@ -1039,7 +1039,7 @@
       <w:tr>
         <w:tc>
           <w:tcPr>
-            <w:tcW w:w="878" w:type="dxa"/>
+            <w:tcW w:w="1606" w:type="dxa"/>
           </w:tcPr>
           <w:p>
             <w:pPr>
@@ -1056,7 +1056,7 @@
         </w:tc>
         <w:tc>
           <w:tcPr>
-            <w:tcW w:w="878" w:type="dxa"/>
+            <w:tcW w:w="1164" w:type="dxa"/>
           </w:tcPr>
           <w:p>
             <w:pPr>
@@ -1073,7 +1073,7 @@
         </w:tc>
         <w:tc>
           <w:tcPr>
-            <w:tcW w:w="6518" w:type="dxa"/>
+            <w:tcW w:w="5188" w:type="dxa"/>
           </w:tcPr>
           <w:p>
             <w:pPr>
@@ -1090,7 +1090,7 @@
         </w:tc>
         <w:tc>
           <w:tcPr>
-            <w:tcW w:w="1357" w:type="dxa"/>
+            <w:tcW w:w="1672" w:type="dxa"/>
           </w:tcPr>
           <w:p>
             <w:pPr>
@@ -1145,9 +1145,9 @@
         <w:tblLook w:firstColumn="1" w:firstRow="1" w:lastColumn="0" w:lastRow="0" w:noHBand="0" w:noVBand="1" w:val="04A0"/>
       </w:tblPr>
       <w:tblGrid>
-        <w:gridCol w:w="5932"/>
-        <w:gridCol w:w="2817"/>
-        <w:gridCol w:w="882"/>
+        <w:gridCol w:w="5278"/>
+        <w:gridCol w:w="2683"/>
+        <w:gridCol w:w="1670"/>
       </w:tblGrid>
       <w:tr>
         <w:trPr>
@@ -1156,7 +1156,7 @@
         </w:trPr>
         <w:tc>
           <w:tcPr>
-            <w:tcW w:w="5932" w:type="dxa"/>
+            <w:tcW w:w="5278" w:type="dxa"/>
             <w:shd w:val="clear" w:color="auto" w:fill="ECECEC"/>
           </w:tcPr>
           <w:p>
@@ -1175,7 +1175,7 @@
         </w:tc>
         <w:tc>
           <w:tcPr>
-            <w:tcW w:w="2817" w:type="dxa"/>
+            <w:tcW w:w="2683" w:type="dxa"/>
             <w:shd w:val="clear" w:color="auto" w:fill="ECECEC"/>
           </w:tcPr>
           <w:p>
@@ -1194,7 +1194,7 @@
         </w:tc>
         <w:tc>
           <w:tcPr>
-            <w:tcW w:w="882" w:type="dxa"/>
+            <w:tcW w:w="1670" w:type="dxa"/>
             <w:shd w:val="clear" w:color="auto" w:fill="ECECEC"/>
           </w:tcPr>
           <w:p>
@@ -1215,7 +1215,7 @@
       <w:tr>
         <w:tc>
           <w:tcPr>
-            <w:tcW w:w="5932" w:type="dxa"/>
+            <w:tcW w:w="5278" w:type="dxa"/>
           </w:tcPr>
           <w:p>
             <w:pPr>
@@ -1232,7 +1232,7 @@
         </w:tc>
         <w:tc>
           <w:tcPr>
-            <w:tcW w:w="2817" w:type="dxa"/>
+            <w:tcW w:w="2683" w:type="dxa"/>
           </w:tcPr>
           <w:p>
             <w:pPr>
@@ -1249,7 +1249,7 @@
         </w:tc>
         <w:tc>
           <w:tcPr>
-            <w:tcW w:w="882" w:type="dxa"/>
+            <w:tcW w:w="1670" w:type="dxa"/>
           </w:tcPr>
           <w:p>
             <w:pPr>
@@ -1268,7 +1268,7 @@
       <w:tr>
         <w:tc>
           <w:tcPr>
-            <w:tcW w:w="5932" w:type="dxa"/>
+            <w:tcW w:w="5278" w:type="dxa"/>
           </w:tcPr>
           <w:p>
             <w:pPr>
@@ -1285,7 +1285,7 @@
         </w:tc>
         <w:tc>
           <w:tcPr>
-            <w:tcW w:w="2817" w:type="dxa"/>
+            <w:tcW w:w="2683" w:type="dxa"/>
           </w:tcPr>
           <w:p>
             <w:pPr>
@@ -1302,7 +1302,7 @@
         </w:tc>
         <w:tc>
           <w:tcPr>
-            <w:tcW w:w="882" w:type="dxa"/>
+            <w:tcW w:w="1670" w:type="dxa"/>
           </w:tcPr>
           <w:p>
             <w:pPr>
@@ -1321,7 +1321,7 @@
       <w:tr>
         <w:tc>
           <w:tcPr>
-            <w:tcW w:w="5932" w:type="dxa"/>
+            <w:tcW w:w="5278" w:type="dxa"/>
           </w:tcPr>
           <w:p>
             <w:pPr>
@@ -1338,7 +1338,7 @@
         </w:tc>
         <w:tc>
           <w:tcPr>
-            <w:tcW w:w="2817" w:type="dxa"/>
+            <w:tcW w:w="2683" w:type="dxa"/>
           </w:tcPr>
           <w:p>
             <w:pPr>
@@ -1355,7 +1355,7 @@
         </w:tc>
         <w:tc>
           <w:tcPr>
-            <w:tcW w:w="882" w:type="dxa"/>
+            <w:tcW w:w="1670" w:type="dxa"/>
           </w:tcPr>
           <w:p>
             <w:pPr>
@@ -1374,7 +1374,7 @@
       <w:tr>
         <w:tc>
           <w:tcPr>
-            <w:tcW w:w="5932" w:type="dxa"/>
+            <w:tcW w:w="5278" w:type="dxa"/>
           </w:tcPr>
           <w:p>
             <w:pPr>
@@ -1391,7 +1391,7 @@
         </w:tc>
         <w:tc>
           <w:tcPr>
-            <w:tcW w:w="2817" w:type="dxa"/>
+            <w:tcW w:w="2683" w:type="dxa"/>
           </w:tcPr>
           <w:p>
             <w:pPr>
@@ -1408,7 +1408,7 @@
         </w:tc>
         <w:tc>
           <w:tcPr>
-            <w:tcW w:w="882" w:type="dxa"/>
+            <w:tcW w:w="1670" w:type="dxa"/>
           </w:tcPr>
           <w:p>
             <w:pPr>
@@ -1427,7 +1427,7 @@
       <w:tr>
         <w:tc>
           <w:tcPr>
-            <w:tcW w:w="5932" w:type="dxa"/>
+            <w:tcW w:w="5278" w:type="dxa"/>
           </w:tcPr>
           <w:p>
             <w:pPr>
@@ -1444,7 +1444,7 @@
         </w:tc>
         <w:tc>
           <w:tcPr>
-            <w:tcW w:w="2817" w:type="dxa"/>
+            <w:tcW w:w="2683" w:type="dxa"/>
           </w:tcPr>
           <w:p>
             <w:pPr>
@@ -1461,7 +1461,7 @@
         </w:tc>
         <w:tc>
           <w:tcPr>
-            <w:tcW w:w="882" w:type="dxa"/>
+            <w:tcW w:w="1670" w:type="dxa"/>
           </w:tcPr>
           <w:p>
             <w:pPr>
@@ -1480,7 +1480,7 @@
       <w:tr>
         <w:tc>
           <w:tcPr>
-            <w:tcW w:w="5932" w:type="dxa"/>
+            <w:tcW w:w="5278" w:type="dxa"/>
           </w:tcPr>
           <w:p>
             <w:pPr>
@@ -1497,7 +1497,7 @@
         </w:tc>
         <w:tc>
           <w:tcPr>
-            <w:tcW w:w="2817" w:type="dxa"/>
+            <w:tcW w:w="2683" w:type="dxa"/>
           </w:tcPr>
           <w:p>
             <w:pPr>
@@ -1514,7 +1514,7 @@
         </w:tc>
         <w:tc>
           <w:tcPr>
-            <w:tcW w:w="882" w:type="dxa"/>
+            <w:tcW w:w="1670" w:type="dxa"/>
           </w:tcPr>
           <w:p>
             <w:pPr>
@@ -1533,7 +1533,7 @@
       <w:tr>
         <w:tc>
           <w:tcPr>
-            <w:tcW w:w="5932" w:type="dxa"/>
+            <w:tcW w:w="5278" w:type="dxa"/>
           </w:tcPr>
           <w:p>
             <w:pPr>
@@ -1550,7 +1550,7 @@
         </w:tc>
         <w:tc>
           <w:tcPr>
-            <w:tcW w:w="2817" w:type="dxa"/>
+            <w:tcW w:w="2683" w:type="dxa"/>
           </w:tcPr>
           <w:p>
             <w:pPr>
@@ -1567,7 +1567,7 @@
         </w:tc>
         <w:tc>
           <w:tcPr>
-            <w:tcW w:w="882" w:type="dxa"/>
+            <w:tcW w:w="1670" w:type="dxa"/>
           </w:tcPr>
           <w:p>
             <w:pPr>
@@ -1586,7 +1586,7 @@
       <w:tr>
         <w:tc>
           <w:tcPr>
-            <w:tcW w:w="5932" w:type="dxa"/>
+            <w:tcW w:w="5278" w:type="dxa"/>
           </w:tcPr>
           <w:p>
             <w:pPr>
@@ -1603,7 +1603,7 @@
         </w:tc>
         <w:tc>
           <w:tcPr>
-            <w:tcW w:w="2817" w:type="dxa"/>
+            <w:tcW w:w="2683" w:type="dxa"/>
           </w:tcPr>
           <w:p>
             <w:pPr>
@@ -1620,7 +1620,7 @@
         </w:tc>
         <w:tc>
           <w:tcPr>
-            <w:tcW w:w="882" w:type="dxa"/>
+            <w:tcW w:w="1670" w:type="dxa"/>
           </w:tcPr>
           <w:p>
             <w:pPr>
@@ -1639,7 +1639,7 @@
       <w:tr>
         <w:tc>
           <w:tcPr>
-            <w:tcW w:w="5932" w:type="dxa"/>
+            <w:tcW w:w="5278" w:type="dxa"/>
           </w:tcPr>
           <w:p>
             <w:pPr>
@@ -1656,7 +1656,7 @@
         </w:tc>
         <w:tc>
           <w:tcPr>
-            <w:tcW w:w="2817" w:type="dxa"/>
+            <w:tcW w:w="2683" w:type="dxa"/>
           </w:tcPr>
           <w:p>
             <w:pPr>
@@ -1673,7 +1673,7 @@
         </w:tc>
         <w:tc>
           <w:tcPr>
-            <w:tcW w:w="882" w:type="dxa"/>
+            <w:tcW w:w="1670" w:type="dxa"/>
           </w:tcPr>
           <w:p>
             <w:pPr>
@@ -1790,11 +1790,11 @@
         <w:tblLook w:firstColumn="1" w:firstRow="1" w:lastColumn="0" w:lastRow="0" w:noHBand="0" w:noVBand="1" w:val="04A0"/>
       </w:tblPr>
       <w:tblGrid>
-        <w:gridCol w:w="763"/>
-        <w:gridCol w:w="6578"/>
-        <w:gridCol w:w="763"/>
-        <w:gridCol w:w="763"/>
-        <w:gridCol w:w="763"/>
+        <w:gridCol w:w="700"/>
+        <w:gridCol w:w="6275"/>
+        <w:gridCol w:w="700"/>
+        <w:gridCol w:w="1037"/>
+        <w:gridCol w:w="918"/>
       </w:tblGrid>
       <w:tr>
         <w:trPr>
@@ -1803,7 +1803,7 @@
         </w:trPr>
         <w:tc>
           <w:tcPr>
-            <w:tcW w:w="763" w:type="dxa"/>
+            <w:tcW w:w="700" w:type="dxa"/>
             <w:shd w:val="clear" w:color="auto" w:fill="ECECEC"/>
           </w:tcPr>
           <w:p>
@@ -1822,7 +1822,7 @@
         </w:tc>
         <w:tc>
           <w:tcPr>
-            <w:tcW w:w="6578" w:type="dxa"/>
+            <w:tcW w:w="6275" w:type="dxa"/>
             <w:shd w:val="clear" w:color="auto" w:fill="ECECEC"/>
           </w:tcPr>
           <w:p>
@@ -1841,7 +1841,7 @@
         </w:tc>
         <w:tc>
           <w:tcPr>
-            <w:tcW w:w="763" w:type="dxa"/>
+            <w:tcW w:w="700" w:type="dxa"/>
             <w:shd w:val="clear" w:color="auto" w:fill="ECECEC"/>
           </w:tcPr>
           <w:p>
@@ -1860,7 +1860,7 @@
         </w:tc>
         <w:tc>
           <w:tcPr>
-            <w:tcW w:w="763" w:type="dxa"/>
+            <w:tcW w:w="1037" w:type="dxa"/>
             <w:shd w:val="clear" w:color="auto" w:fill="ECECEC"/>
           </w:tcPr>
           <w:p>
@@ -1879,7 +1879,7 @@
         </w:tc>
         <w:tc>
           <w:tcPr>
-            <w:tcW w:w="763" w:type="dxa"/>
+            <w:tcW w:w="918" w:type="dxa"/>
             <w:shd w:val="clear" w:color="auto" w:fill="ECECEC"/>
           </w:tcPr>
           <w:p>
@@ -1900,18 +1900,18 @@
       <w:tr>
         <w:tc>
           <w:tcPr>
-            <w:tcW w:w="763" w:type="dxa"/>
-          </w:tcPr>
-          <w:p>
-            <w:pPr>
-              <w:pStyle w:val="Compact"/>
-              <w:spacing w:before="20" w:after="20"/>
-            </w:pPr>
-          </w:p>
-        </w:tc>
-        <w:tc>
-          <w:tcPr>
-            <w:tcW w:w="6578" w:type="dxa"/>
+            <w:tcW w:w="700" w:type="dxa"/>
+          </w:tcPr>
+          <w:p>
+            <w:pPr>
+              <w:pStyle w:val="Compact"/>
+              <w:spacing w:before="20" w:after="20"/>
+            </w:pPr>
+          </w:p>
+        </w:tc>
+        <w:tc>
+          <w:tcPr>
+            <w:tcW w:w="6275" w:type="dxa"/>
           </w:tcPr>
           <w:p>
             <w:pPr>
@@ -1929,42 +1929,42 @@
         </w:tc>
         <w:tc>
           <w:tcPr>
-            <w:tcW w:w="763" w:type="dxa"/>
-          </w:tcPr>
-          <w:p>
-            <w:pPr>
-              <w:pStyle w:val="Compact"/>
-              <w:spacing w:before="20" w:after="20"/>
-            </w:pPr>
-          </w:p>
-        </w:tc>
-        <w:tc>
-          <w:tcPr>
-            <w:tcW w:w="763" w:type="dxa"/>
-          </w:tcPr>
-          <w:p>
-            <w:pPr>
-              <w:pStyle w:val="Compact"/>
-              <w:spacing w:before="20" w:after="20"/>
-            </w:pPr>
-          </w:p>
-        </w:tc>
-        <w:tc>
-          <w:tcPr>
-            <w:tcW w:w="763" w:type="dxa"/>
-          </w:tcPr>
-          <w:p>
-            <w:pPr>
-              <w:pStyle w:val="Compact"/>
-              <w:spacing w:before="20" w:after="20"/>
-            </w:pPr>
-          </w:p>
-        </w:tc>
-      </w:tr>
-      <w:tr>
-        <w:tc>
-          <w:tcPr>
-            <w:tcW w:w="763" w:type="dxa"/>
+            <w:tcW w:w="700" w:type="dxa"/>
+          </w:tcPr>
+          <w:p>
+            <w:pPr>
+              <w:pStyle w:val="Compact"/>
+              <w:spacing w:before="20" w:after="20"/>
+            </w:pPr>
+          </w:p>
+        </w:tc>
+        <w:tc>
+          <w:tcPr>
+            <w:tcW w:w="1037" w:type="dxa"/>
+          </w:tcPr>
+          <w:p>
+            <w:pPr>
+              <w:pStyle w:val="Compact"/>
+              <w:spacing w:before="20" w:after="20"/>
+            </w:pPr>
+          </w:p>
+        </w:tc>
+        <w:tc>
+          <w:tcPr>
+            <w:tcW w:w="918" w:type="dxa"/>
+          </w:tcPr>
+          <w:p>
+            <w:pPr>
+              <w:pStyle w:val="Compact"/>
+              <w:spacing w:before="20" w:after="20"/>
+            </w:pPr>
+          </w:p>
+        </w:tc>
+      </w:tr>
+      <w:tr>
+        <w:tc>
+          <w:tcPr>
+            <w:tcW w:w="700" w:type="dxa"/>
           </w:tcPr>
           <w:p>
             <w:pPr>
@@ -1981,7 +1981,7 @@
         </w:tc>
         <w:tc>
           <w:tcPr>
-            <w:tcW w:w="6578" w:type="dxa"/>
+            <w:tcW w:w="6275" w:type="dxa"/>
           </w:tcPr>
           <w:p>
             <w:pPr>
@@ -1998,42 +1998,42 @@
         </w:tc>
         <w:tc>
           <w:tcPr>
-            <w:tcW w:w="763" w:type="dxa"/>
-          </w:tcPr>
-          <w:p>
-            <w:pPr>
-              <w:pStyle w:val="Compact"/>
-              <w:spacing w:before="20" w:after="20"/>
-            </w:pPr>
-          </w:p>
-        </w:tc>
-        <w:tc>
-          <w:tcPr>
-            <w:tcW w:w="763" w:type="dxa"/>
-          </w:tcPr>
-          <w:p>
-            <w:pPr>
-              <w:pStyle w:val="Compact"/>
-              <w:spacing w:before="20" w:after="20"/>
-            </w:pPr>
-          </w:p>
-        </w:tc>
-        <w:tc>
-          <w:tcPr>
-            <w:tcW w:w="763" w:type="dxa"/>
-          </w:tcPr>
-          <w:p>
-            <w:pPr>
-              <w:pStyle w:val="Compact"/>
-              <w:spacing w:before="20" w:after="20"/>
-            </w:pPr>
-          </w:p>
-        </w:tc>
-      </w:tr>
-      <w:tr>
-        <w:tc>
-          <w:tcPr>
-            <w:tcW w:w="763" w:type="dxa"/>
+            <w:tcW w:w="700" w:type="dxa"/>
+          </w:tcPr>
+          <w:p>
+            <w:pPr>
+              <w:pStyle w:val="Compact"/>
+              <w:spacing w:before="20" w:after="20"/>
+            </w:pPr>
+          </w:p>
+        </w:tc>
+        <w:tc>
+          <w:tcPr>
+            <w:tcW w:w="1037" w:type="dxa"/>
+          </w:tcPr>
+          <w:p>
+            <w:pPr>
+              <w:pStyle w:val="Compact"/>
+              <w:spacing w:before="20" w:after="20"/>
+            </w:pPr>
+          </w:p>
+        </w:tc>
+        <w:tc>
+          <w:tcPr>
+            <w:tcW w:w="918" w:type="dxa"/>
+          </w:tcPr>
+          <w:p>
+            <w:pPr>
+              <w:pStyle w:val="Compact"/>
+              <w:spacing w:before="20" w:after="20"/>
+            </w:pPr>
+          </w:p>
+        </w:tc>
+      </w:tr>
+      <w:tr>
+        <w:tc>
+          <w:tcPr>
+            <w:tcW w:w="700" w:type="dxa"/>
           </w:tcPr>
           <w:p>
             <w:pPr>
@@ -2050,7 +2050,7 @@
         </w:tc>
         <w:tc>
           <w:tcPr>
-            <w:tcW w:w="6578" w:type="dxa"/>
+            <w:tcW w:w="6275" w:type="dxa"/>
           </w:tcPr>
           <w:p>
             <w:pPr>
@@ -2067,42 +2067,42 @@
         </w:tc>
         <w:tc>
           <w:tcPr>
-            <w:tcW w:w="763" w:type="dxa"/>
-          </w:tcPr>
-          <w:p>
-            <w:pPr>
-              <w:pStyle w:val="Compact"/>
-              <w:spacing w:before="20" w:after="20"/>
-            </w:pPr>
-          </w:p>
-        </w:tc>
-        <w:tc>
-          <w:tcPr>
-            <w:tcW w:w="763" w:type="dxa"/>
-          </w:tcPr>
-          <w:p>
-            <w:pPr>
-              <w:pStyle w:val="Compact"/>
-              <w:spacing w:before="20" w:after="20"/>
-            </w:pPr>
-          </w:p>
-        </w:tc>
-        <w:tc>
-          <w:tcPr>
-            <w:tcW w:w="763" w:type="dxa"/>
-          </w:tcPr>
-          <w:p>
-            <w:pPr>
-              <w:pStyle w:val="Compact"/>
-              <w:spacing w:before="20" w:after="20"/>
-            </w:pPr>
-          </w:p>
-        </w:tc>
-      </w:tr>
-      <w:tr>
-        <w:tc>
-          <w:tcPr>
-            <w:tcW w:w="763" w:type="dxa"/>
+            <w:tcW w:w="700" w:type="dxa"/>
+          </w:tcPr>
+          <w:p>
+            <w:pPr>
+              <w:pStyle w:val="Compact"/>
+              <w:spacing w:before="20" w:after="20"/>
+            </w:pPr>
+          </w:p>
+        </w:tc>
+        <w:tc>
+          <w:tcPr>
+            <w:tcW w:w="1037" w:type="dxa"/>
+          </w:tcPr>
+          <w:p>
+            <w:pPr>
+              <w:pStyle w:val="Compact"/>
+              <w:spacing w:before="20" w:after="20"/>
+            </w:pPr>
+          </w:p>
+        </w:tc>
+        <w:tc>
+          <w:tcPr>
+            <w:tcW w:w="918" w:type="dxa"/>
+          </w:tcPr>
+          <w:p>
+            <w:pPr>
+              <w:pStyle w:val="Compact"/>
+              <w:spacing w:before="20" w:after="20"/>
+            </w:pPr>
+          </w:p>
+        </w:tc>
+      </w:tr>
+      <w:tr>
+        <w:tc>
+          <w:tcPr>
+            <w:tcW w:w="700" w:type="dxa"/>
           </w:tcPr>
           <w:p>
             <w:pPr>
@@ -2119,7 +2119,7 @@
         </w:tc>
         <w:tc>
           <w:tcPr>
-            <w:tcW w:w="6578" w:type="dxa"/>
+            <w:tcW w:w="6275" w:type="dxa"/>
           </w:tcPr>
           <w:p>
             <w:pPr>
@@ -2136,42 +2136,42 @@
         </w:tc>
         <w:tc>
           <w:tcPr>
-            <w:tcW w:w="763" w:type="dxa"/>
-          </w:tcPr>
-          <w:p>
-            <w:pPr>
-              <w:pStyle w:val="Compact"/>
-              <w:spacing w:before="20" w:after="20"/>
-            </w:pPr>
-          </w:p>
-        </w:tc>
-        <w:tc>
-          <w:tcPr>
-            <w:tcW w:w="763" w:type="dxa"/>
-          </w:tcPr>
-          <w:p>
-            <w:pPr>
-              <w:pStyle w:val="Compact"/>
-              <w:spacing w:before="20" w:after="20"/>
-            </w:pPr>
-          </w:p>
-        </w:tc>
-        <w:tc>
-          <w:tcPr>
-            <w:tcW w:w="763" w:type="dxa"/>
-          </w:tcPr>
-          <w:p>
-            <w:pPr>
-              <w:pStyle w:val="Compact"/>
-              <w:spacing w:before="20" w:after="20"/>
-            </w:pPr>
-          </w:p>
-        </w:tc>
-      </w:tr>
-      <w:tr>
-        <w:tc>
-          <w:tcPr>
-            <w:tcW w:w="763" w:type="dxa"/>
+            <w:tcW w:w="700" w:type="dxa"/>
+          </w:tcPr>
+          <w:p>
+            <w:pPr>
+              <w:pStyle w:val="Compact"/>
+              <w:spacing w:before="20" w:after="20"/>
+            </w:pPr>
+          </w:p>
+        </w:tc>
+        <w:tc>
+          <w:tcPr>
+            <w:tcW w:w="1037" w:type="dxa"/>
+          </w:tcPr>
+          <w:p>
+            <w:pPr>
+              <w:pStyle w:val="Compact"/>
+              <w:spacing w:before="20" w:after="20"/>
+            </w:pPr>
+          </w:p>
+        </w:tc>
+        <w:tc>
+          <w:tcPr>
+            <w:tcW w:w="918" w:type="dxa"/>
+          </w:tcPr>
+          <w:p>
+            <w:pPr>
+              <w:pStyle w:val="Compact"/>
+              <w:spacing w:before="20" w:after="20"/>
+            </w:pPr>
+          </w:p>
+        </w:tc>
+      </w:tr>
+      <w:tr>
+        <w:tc>
+          <w:tcPr>
+            <w:tcW w:w="700" w:type="dxa"/>
           </w:tcPr>
           <w:p>
             <w:pPr>
@@ -2188,7 +2188,7 @@
         </w:tc>
         <w:tc>
           <w:tcPr>
-            <w:tcW w:w="6578" w:type="dxa"/>
+            <w:tcW w:w="6275" w:type="dxa"/>
           </w:tcPr>
           <w:p>
             <w:pPr>
@@ -2205,53 +2205,53 @@
         </w:tc>
         <w:tc>
           <w:tcPr>
-            <w:tcW w:w="763" w:type="dxa"/>
-          </w:tcPr>
-          <w:p>
-            <w:pPr>
-              <w:pStyle w:val="Compact"/>
-              <w:spacing w:before="20" w:after="20"/>
-            </w:pPr>
-          </w:p>
-        </w:tc>
-        <w:tc>
-          <w:tcPr>
-            <w:tcW w:w="763" w:type="dxa"/>
-          </w:tcPr>
-          <w:p>
-            <w:pPr>
-              <w:pStyle w:val="Compact"/>
-              <w:spacing w:before="20" w:after="20"/>
-            </w:pPr>
-          </w:p>
-        </w:tc>
-        <w:tc>
-          <w:tcPr>
-            <w:tcW w:w="763" w:type="dxa"/>
-          </w:tcPr>
-          <w:p>
-            <w:pPr>
-              <w:pStyle w:val="Compact"/>
-              <w:spacing w:before="20" w:after="20"/>
-            </w:pPr>
-          </w:p>
-        </w:tc>
-      </w:tr>
-      <w:tr>
-        <w:tc>
-          <w:tcPr>
-            <w:tcW w:w="763" w:type="dxa"/>
-          </w:tcPr>
-          <w:p>
-            <w:pPr>
-              <w:pStyle w:val="Compact"/>
-              <w:spacing w:before="20" w:after="20"/>
-            </w:pPr>
-          </w:p>
-        </w:tc>
-        <w:tc>
-          <w:tcPr>
-            <w:tcW w:w="6578" w:type="dxa"/>
+            <w:tcW w:w="700" w:type="dxa"/>
+          </w:tcPr>
+          <w:p>
+            <w:pPr>
+              <w:pStyle w:val="Compact"/>
+              <w:spacing w:before="20" w:after="20"/>
+            </w:pPr>
+          </w:p>
+        </w:tc>
+        <w:tc>
+          <w:tcPr>
+            <w:tcW w:w="1037" w:type="dxa"/>
+          </w:tcPr>
+          <w:p>
+            <w:pPr>
+              <w:pStyle w:val="Compact"/>
+              <w:spacing w:before="20" w:after="20"/>
+            </w:pPr>
+          </w:p>
+        </w:tc>
+        <w:tc>
+          <w:tcPr>
+            <w:tcW w:w="918" w:type="dxa"/>
+          </w:tcPr>
+          <w:p>
+            <w:pPr>
+              <w:pStyle w:val="Compact"/>
+              <w:spacing w:before="20" w:after="20"/>
+            </w:pPr>
+          </w:p>
+        </w:tc>
+      </w:tr>
+      <w:tr>
+        <w:tc>
+          <w:tcPr>
+            <w:tcW w:w="700" w:type="dxa"/>
+          </w:tcPr>
+          <w:p>
+            <w:pPr>
+              <w:pStyle w:val="Compact"/>
+              <w:spacing w:before="20" w:after="20"/>
+            </w:pPr>
+          </w:p>
+        </w:tc>
+        <w:tc>
+          <w:tcPr>
+            <w:tcW w:w="6275" w:type="dxa"/>
           </w:tcPr>
           <w:p>
             <w:pPr>
@@ -2269,42 +2269,42 @@
         </w:tc>
         <w:tc>
           <w:tcPr>
-            <w:tcW w:w="763" w:type="dxa"/>
-          </w:tcPr>
-          <w:p>
-            <w:pPr>
-              <w:pStyle w:val="Compact"/>
-              <w:spacing w:before="20" w:after="20"/>
-            </w:pPr>
-          </w:p>
-        </w:tc>
-        <w:tc>
-          <w:tcPr>
-            <w:tcW w:w="763" w:type="dxa"/>
-          </w:tcPr>
-          <w:p>
-            <w:pPr>
-              <w:pStyle w:val="Compact"/>
-              <w:spacing w:before="20" w:after="20"/>
-            </w:pPr>
-          </w:p>
-        </w:tc>
-        <w:tc>
-          <w:tcPr>
-            <w:tcW w:w="763" w:type="dxa"/>
-          </w:tcPr>
-          <w:p>
-            <w:pPr>
-              <w:pStyle w:val="Compact"/>
-              <w:spacing w:before="20" w:after="20"/>
-            </w:pPr>
-          </w:p>
-        </w:tc>
-      </w:tr>
-      <w:tr>
-        <w:tc>
-          <w:tcPr>
-            <w:tcW w:w="763" w:type="dxa"/>
+            <w:tcW w:w="700" w:type="dxa"/>
+          </w:tcPr>
+          <w:p>
+            <w:pPr>
+              <w:pStyle w:val="Compact"/>
+              <w:spacing w:before="20" w:after="20"/>
+            </w:pPr>
+          </w:p>
+        </w:tc>
+        <w:tc>
+          <w:tcPr>
+            <w:tcW w:w="1037" w:type="dxa"/>
+          </w:tcPr>
+          <w:p>
+            <w:pPr>
+              <w:pStyle w:val="Compact"/>
+              <w:spacing w:before="20" w:after="20"/>
+            </w:pPr>
+          </w:p>
+        </w:tc>
+        <w:tc>
+          <w:tcPr>
+            <w:tcW w:w="918" w:type="dxa"/>
+          </w:tcPr>
+          <w:p>
+            <w:pPr>
+              <w:pStyle w:val="Compact"/>
+              <w:spacing w:before="20" w:after="20"/>
+            </w:pPr>
+          </w:p>
+        </w:tc>
+      </w:tr>
+      <w:tr>
+        <w:tc>
+          <w:tcPr>
+            <w:tcW w:w="700" w:type="dxa"/>
           </w:tcPr>
           <w:p>
             <w:pPr>
@@ -2321,7 +2321,7 @@
         </w:tc>
         <w:tc>
           <w:tcPr>
-            <w:tcW w:w="6578" w:type="dxa"/>
+            <w:tcW w:w="6275" w:type="dxa"/>
           </w:tcPr>
           <w:p>
             <w:pPr>
@@ -2338,42 +2338,42 @@
         </w:tc>
         <w:tc>
           <w:tcPr>
-            <w:tcW w:w="763" w:type="dxa"/>
-          </w:tcPr>
-          <w:p>
-            <w:pPr>
-              <w:pStyle w:val="Compact"/>
-              <w:spacing w:before="20" w:after="20"/>
-            </w:pPr>
-          </w:p>
-        </w:tc>
-        <w:tc>
-          <w:tcPr>
-            <w:tcW w:w="763" w:type="dxa"/>
-          </w:tcPr>
-          <w:p>
-            <w:pPr>
-              <w:pStyle w:val="Compact"/>
-              <w:spacing w:before="20" w:after="20"/>
-            </w:pPr>
-          </w:p>
-        </w:tc>
-        <w:tc>
-          <w:tcPr>
-            <w:tcW w:w="763" w:type="dxa"/>
-          </w:tcPr>
-          <w:p>
-            <w:pPr>
-              <w:pStyle w:val="Compact"/>
-              <w:spacing w:before="20" w:after="20"/>
-            </w:pPr>
-          </w:p>
-        </w:tc>
-      </w:tr>
-      <w:tr>
-        <w:tc>
-          <w:tcPr>
-            <w:tcW w:w="763" w:type="dxa"/>
+            <w:tcW w:w="700" w:type="dxa"/>
+          </w:tcPr>
+          <w:p>
+            <w:pPr>
+              <w:pStyle w:val="Compact"/>
+              <w:spacing w:before="20" w:after="20"/>
+            </w:pPr>
+          </w:p>
+        </w:tc>
+        <w:tc>
+          <w:tcPr>
+            <w:tcW w:w="1037" w:type="dxa"/>
+          </w:tcPr>
+          <w:p>
+            <w:pPr>
+              <w:pStyle w:val="Compact"/>
+              <w:spacing w:before="20" w:after="20"/>
+            </w:pPr>
+          </w:p>
+        </w:tc>
+        <w:tc>
+          <w:tcPr>
+            <w:tcW w:w="918" w:type="dxa"/>
+          </w:tcPr>
+          <w:p>
+            <w:pPr>
+              <w:pStyle w:val="Compact"/>
+              <w:spacing w:before="20" w:after="20"/>
+            </w:pPr>
+          </w:p>
+        </w:tc>
+      </w:tr>
+      <w:tr>
+        <w:tc>
+          <w:tcPr>
+            <w:tcW w:w="700" w:type="dxa"/>
           </w:tcPr>
           <w:p>
             <w:pPr>
@@ -2390,7 +2390,7 @@
         </w:tc>
         <w:tc>
           <w:tcPr>
-            <w:tcW w:w="6578" w:type="dxa"/>
+            <w:tcW w:w="6275" w:type="dxa"/>
           </w:tcPr>
           <w:p>
             <w:pPr>
@@ -2407,42 +2407,42 @@
         </w:tc>
         <w:tc>
           <w:tcPr>
-            <w:tcW w:w="763" w:type="dxa"/>
-          </w:tcPr>
-          <w:p>
-            <w:pPr>
-              <w:pStyle w:val="Compact"/>
-              <w:spacing w:before="20" w:after="20"/>
-            </w:pPr>
-          </w:p>
-        </w:tc>
-        <w:tc>
-          <w:tcPr>
-            <w:tcW w:w="763" w:type="dxa"/>
-          </w:tcPr>
-          <w:p>
-            <w:pPr>
-              <w:pStyle w:val="Compact"/>
-              <w:spacing w:before="20" w:after="20"/>
-            </w:pPr>
-          </w:p>
-        </w:tc>
-        <w:tc>
-          <w:tcPr>
-            <w:tcW w:w="763" w:type="dxa"/>
-          </w:tcPr>
-          <w:p>
-            <w:pPr>
-              <w:pStyle w:val="Compact"/>
-              <w:spacing w:before="20" w:after="20"/>
-            </w:pPr>
-          </w:p>
-        </w:tc>
-      </w:tr>
-      <w:tr>
-        <w:tc>
-          <w:tcPr>
-            <w:tcW w:w="763" w:type="dxa"/>
+            <w:tcW w:w="700" w:type="dxa"/>
+          </w:tcPr>
+          <w:p>
+            <w:pPr>
+              <w:pStyle w:val="Compact"/>
+              <w:spacing w:before="20" w:after="20"/>
+            </w:pPr>
+          </w:p>
+        </w:tc>
+        <w:tc>
+          <w:tcPr>
+            <w:tcW w:w="1037" w:type="dxa"/>
+          </w:tcPr>
+          <w:p>
+            <w:pPr>
+              <w:pStyle w:val="Compact"/>
+              <w:spacing w:before="20" w:after="20"/>
+            </w:pPr>
+          </w:p>
+        </w:tc>
+        <w:tc>
+          <w:tcPr>
+            <w:tcW w:w="918" w:type="dxa"/>
+          </w:tcPr>
+          <w:p>
+            <w:pPr>
+              <w:pStyle w:val="Compact"/>
+              <w:spacing w:before="20" w:after="20"/>
+            </w:pPr>
+          </w:p>
+        </w:tc>
+      </w:tr>
+      <w:tr>
+        <w:tc>
+          <w:tcPr>
+            <w:tcW w:w="700" w:type="dxa"/>
           </w:tcPr>
           <w:p>
             <w:pPr>
@@ -2459,7 +2459,7 @@
         </w:tc>
         <w:tc>
           <w:tcPr>
-            <w:tcW w:w="6578" w:type="dxa"/>
+            <w:tcW w:w="6275" w:type="dxa"/>
           </w:tcPr>
           <w:p>
             <w:pPr>
@@ -2476,42 +2476,42 @@
         </w:tc>
         <w:tc>
           <w:tcPr>
-            <w:tcW w:w="763" w:type="dxa"/>
-          </w:tcPr>
-          <w:p>
-            <w:pPr>
-              <w:pStyle w:val="Compact"/>
-              <w:spacing w:before="20" w:after="20"/>
-            </w:pPr>
-          </w:p>
-        </w:tc>
-        <w:tc>
-          <w:tcPr>
-            <w:tcW w:w="763" w:type="dxa"/>
-          </w:tcPr>
-          <w:p>
-            <w:pPr>
-              <w:pStyle w:val="Compact"/>
-              <w:spacing w:before="20" w:after="20"/>
-            </w:pPr>
-          </w:p>
-        </w:tc>
-        <w:tc>
-          <w:tcPr>
-            <w:tcW w:w="763" w:type="dxa"/>
-          </w:tcPr>
-          <w:p>
-            <w:pPr>
-              <w:pStyle w:val="Compact"/>
-              <w:spacing w:before="20" w:after="20"/>
-            </w:pPr>
-          </w:p>
-        </w:tc>
-      </w:tr>
-      <w:tr>
-        <w:tc>
-          <w:tcPr>
-            <w:tcW w:w="763" w:type="dxa"/>
+            <w:tcW w:w="700" w:type="dxa"/>
+          </w:tcPr>
+          <w:p>
+            <w:pPr>
+              <w:pStyle w:val="Compact"/>
+              <w:spacing w:before="20" w:after="20"/>
+            </w:pPr>
+          </w:p>
+        </w:tc>
+        <w:tc>
+          <w:tcPr>
+            <w:tcW w:w="1037" w:type="dxa"/>
+          </w:tcPr>
+          <w:p>
+            <w:pPr>
+              <w:pStyle w:val="Compact"/>
+              <w:spacing w:before="20" w:after="20"/>
+            </w:pPr>
+          </w:p>
+        </w:tc>
+        <w:tc>
+          <w:tcPr>
+            <w:tcW w:w="918" w:type="dxa"/>
+          </w:tcPr>
+          <w:p>
+            <w:pPr>
+              <w:pStyle w:val="Compact"/>
+              <w:spacing w:before="20" w:after="20"/>
+            </w:pPr>
+          </w:p>
+        </w:tc>
+      </w:tr>
+      <w:tr>
+        <w:tc>
+          <w:tcPr>
+            <w:tcW w:w="700" w:type="dxa"/>
           </w:tcPr>
           <w:p>
             <w:pPr>
@@ -2528,7 +2528,7 @@
         </w:tc>
         <w:tc>
           <w:tcPr>
-            <w:tcW w:w="6578" w:type="dxa"/>
+            <w:tcW w:w="6275" w:type="dxa"/>
           </w:tcPr>
           <w:p>
             <w:pPr>
@@ -2545,53 +2545,53 @@
         </w:tc>
         <w:tc>
           <w:tcPr>
-            <w:tcW w:w="763" w:type="dxa"/>
-          </w:tcPr>
-          <w:p>
-            <w:pPr>
-              <w:pStyle w:val="Compact"/>
-              <w:spacing w:before="20" w:after="20"/>
-            </w:pPr>
-          </w:p>
-        </w:tc>
-        <w:tc>
-          <w:tcPr>
-            <w:tcW w:w="763" w:type="dxa"/>
-          </w:tcPr>
-          <w:p>
-            <w:pPr>
-              <w:pStyle w:val="Compact"/>
-              <w:spacing w:before="20" w:after="20"/>
-            </w:pPr>
-          </w:p>
-        </w:tc>
-        <w:tc>
-          <w:tcPr>
-            <w:tcW w:w="763" w:type="dxa"/>
-          </w:tcPr>
-          <w:p>
-            <w:pPr>
-              <w:pStyle w:val="Compact"/>
-              <w:spacing w:before="20" w:after="20"/>
-            </w:pPr>
-          </w:p>
-        </w:tc>
-      </w:tr>
-      <w:tr>
-        <w:tc>
-          <w:tcPr>
-            <w:tcW w:w="763" w:type="dxa"/>
-          </w:tcPr>
-          <w:p>
-            <w:pPr>
-              <w:pStyle w:val="Compact"/>
-              <w:spacing w:before="20" w:after="20"/>
-            </w:pPr>
-          </w:p>
-        </w:tc>
-        <w:tc>
-          <w:tcPr>
-            <w:tcW w:w="6578" w:type="dxa"/>
+            <w:tcW w:w="700" w:type="dxa"/>
+          </w:tcPr>
+          <w:p>
+            <w:pPr>
+              <w:pStyle w:val="Compact"/>
+              <w:spacing w:before="20" w:after="20"/>
+            </w:pPr>
+          </w:p>
+        </w:tc>
+        <w:tc>
+          <w:tcPr>
+            <w:tcW w:w="1037" w:type="dxa"/>
+          </w:tcPr>
+          <w:p>
+            <w:pPr>
+              <w:pStyle w:val="Compact"/>
+              <w:spacing w:before="20" w:after="20"/>
+            </w:pPr>
+          </w:p>
+        </w:tc>
+        <w:tc>
+          <w:tcPr>
+            <w:tcW w:w="918" w:type="dxa"/>
+          </w:tcPr>
+          <w:p>
+            <w:pPr>
+              <w:pStyle w:val="Compact"/>
+              <w:spacing w:before="20" w:after="20"/>
+            </w:pPr>
+          </w:p>
+        </w:tc>
+      </w:tr>
+      <w:tr>
+        <w:tc>
+          <w:tcPr>
+            <w:tcW w:w="700" w:type="dxa"/>
+          </w:tcPr>
+          <w:p>
+            <w:pPr>
+              <w:pStyle w:val="Compact"/>
+              <w:spacing w:before="20" w:after="20"/>
+            </w:pPr>
+          </w:p>
+        </w:tc>
+        <w:tc>
+          <w:tcPr>
+            <w:tcW w:w="6275" w:type="dxa"/>
           </w:tcPr>
           <w:p>
             <w:pPr>
@@ -2609,42 +2609,42 @@
         </w:tc>
         <w:tc>
           <w:tcPr>
-            <w:tcW w:w="763" w:type="dxa"/>
-          </w:tcPr>
-          <w:p>
-            <w:pPr>
-              <w:pStyle w:val="Compact"/>
-              <w:spacing w:before="20" w:after="20"/>
-            </w:pPr>
-          </w:p>
-        </w:tc>
-        <w:tc>
-          <w:tcPr>
-            <w:tcW w:w="763" w:type="dxa"/>
-          </w:tcPr>
-          <w:p>
-            <w:pPr>
-              <w:pStyle w:val="Compact"/>
-              <w:spacing w:before="20" w:after="20"/>
-            </w:pPr>
-          </w:p>
-        </w:tc>
-        <w:tc>
-          <w:tcPr>
-            <w:tcW w:w="763" w:type="dxa"/>
-          </w:tcPr>
-          <w:p>
-            <w:pPr>
-              <w:pStyle w:val="Compact"/>
-              <w:spacing w:before="20" w:after="20"/>
-            </w:pPr>
-          </w:p>
-        </w:tc>
-      </w:tr>
-      <w:tr>
-        <w:tc>
-          <w:tcPr>
-            <w:tcW w:w="763" w:type="dxa"/>
+            <w:tcW w:w="700" w:type="dxa"/>
+          </w:tcPr>
+          <w:p>
+            <w:pPr>
+              <w:pStyle w:val="Compact"/>
+              <w:spacing w:before="20" w:after="20"/>
+            </w:pPr>
+          </w:p>
+        </w:tc>
+        <w:tc>
+          <w:tcPr>
+            <w:tcW w:w="1037" w:type="dxa"/>
+          </w:tcPr>
+          <w:p>
+            <w:pPr>
+              <w:pStyle w:val="Compact"/>
+              <w:spacing w:before="20" w:after="20"/>
+            </w:pPr>
+          </w:p>
+        </w:tc>
+        <w:tc>
+          <w:tcPr>
+            <w:tcW w:w="918" w:type="dxa"/>
+          </w:tcPr>
+          <w:p>
+            <w:pPr>
+              <w:pStyle w:val="Compact"/>
+              <w:spacing w:before="20" w:after="20"/>
+            </w:pPr>
+          </w:p>
+        </w:tc>
+      </w:tr>
+      <w:tr>
+        <w:tc>
+          <w:tcPr>
+            <w:tcW w:w="700" w:type="dxa"/>
           </w:tcPr>
           <w:p>
             <w:pPr>
@@ -2661,7 +2661,7 @@
         </w:tc>
         <w:tc>
           <w:tcPr>
-            <w:tcW w:w="6578" w:type="dxa"/>
+            <w:tcW w:w="6275" w:type="dxa"/>
           </w:tcPr>
           <w:p>
             <w:pPr>
@@ -2678,42 +2678,42 @@
         </w:tc>
         <w:tc>
           <w:tcPr>
-            <w:tcW w:w="763" w:type="dxa"/>
-          </w:tcPr>
-          <w:p>
-            <w:pPr>
-              <w:pStyle w:val="Compact"/>
-              <w:spacing w:before="20" w:after="20"/>
-            </w:pPr>
-          </w:p>
-        </w:tc>
-        <w:tc>
-          <w:tcPr>
-            <w:tcW w:w="763" w:type="dxa"/>
-          </w:tcPr>
-          <w:p>
-            <w:pPr>
-              <w:pStyle w:val="Compact"/>
-              <w:spacing w:before="20" w:after="20"/>
-            </w:pPr>
-          </w:p>
-        </w:tc>
-        <w:tc>
-          <w:tcPr>
-            <w:tcW w:w="763" w:type="dxa"/>
-          </w:tcPr>
-          <w:p>
-            <w:pPr>
-              <w:pStyle w:val="Compact"/>
-              <w:spacing w:before="20" w:after="20"/>
-            </w:pPr>
-          </w:p>
-        </w:tc>
-      </w:tr>
-      <w:tr>
-        <w:tc>
-          <w:tcPr>
-            <w:tcW w:w="763" w:type="dxa"/>
+            <w:tcW w:w="700" w:type="dxa"/>
+          </w:tcPr>
+          <w:p>
+            <w:pPr>
+              <w:pStyle w:val="Compact"/>
+              <w:spacing w:before="20" w:after="20"/>
+            </w:pPr>
+          </w:p>
+        </w:tc>
+        <w:tc>
+          <w:tcPr>
+            <w:tcW w:w="1037" w:type="dxa"/>
+          </w:tcPr>
+          <w:p>
+            <w:pPr>
+              <w:pStyle w:val="Compact"/>
+              <w:spacing w:before="20" w:after="20"/>
+            </w:pPr>
+          </w:p>
+        </w:tc>
+        <w:tc>
+          <w:tcPr>
+            <w:tcW w:w="918" w:type="dxa"/>
+          </w:tcPr>
+          <w:p>
+            <w:pPr>
+              <w:pStyle w:val="Compact"/>
+              <w:spacing w:before="20" w:after="20"/>
+            </w:pPr>
+          </w:p>
+        </w:tc>
+      </w:tr>
+      <w:tr>
+        <w:tc>
+          <w:tcPr>
+            <w:tcW w:w="700" w:type="dxa"/>
           </w:tcPr>
           <w:p>
             <w:pPr>
@@ -2730,7 +2730,7 @@
         </w:tc>
         <w:tc>
           <w:tcPr>
-            <w:tcW w:w="6578" w:type="dxa"/>
+            <w:tcW w:w="6275" w:type="dxa"/>
           </w:tcPr>
           <w:p>
             <w:pPr>
@@ -2747,42 +2747,42 @@
         </w:tc>
         <w:tc>
           <w:tcPr>
-            <w:tcW w:w="763" w:type="dxa"/>
-          </w:tcPr>
-          <w:p>
-            <w:pPr>
-              <w:pStyle w:val="Compact"/>
-              <w:spacing w:before="20" w:after="20"/>
-            </w:pPr>
-          </w:p>
-        </w:tc>
-        <w:tc>
-          <w:tcPr>
-            <w:tcW w:w="763" w:type="dxa"/>
-          </w:tcPr>
-          <w:p>
-            <w:pPr>
-              <w:pStyle w:val="Compact"/>
-              <w:spacing w:before="20" w:after="20"/>
-            </w:pPr>
-          </w:p>
-        </w:tc>
-        <w:tc>
-          <w:tcPr>
-            <w:tcW w:w="763" w:type="dxa"/>
-          </w:tcPr>
-          <w:p>
-            <w:pPr>
-              <w:pStyle w:val="Compact"/>
-              <w:spacing w:before="20" w:after="20"/>
-            </w:pPr>
-          </w:p>
-        </w:tc>
-      </w:tr>
-      <w:tr>
-        <w:tc>
-          <w:tcPr>
-            <w:tcW w:w="763" w:type="dxa"/>
+            <w:tcW w:w="700" w:type="dxa"/>
+          </w:tcPr>
+          <w:p>
+            <w:pPr>
+              <w:pStyle w:val="Compact"/>
+              <w:spacing w:before="20" w:after="20"/>
+            </w:pPr>
+          </w:p>
+        </w:tc>
+        <w:tc>
+          <w:tcPr>
+            <w:tcW w:w="1037" w:type="dxa"/>
+          </w:tcPr>
+          <w:p>
+            <w:pPr>
+              <w:pStyle w:val="Compact"/>
+              <w:spacing w:before="20" w:after="20"/>
+            </w:pPr>
+          </w:p>
+        </w:tc>
+        <w:tc>
+          <w:tcPr>
+            <w:tcW w:w="918" w:type="dxa"/>
+          </w:tcPr>
+          <w:p>
+            <w:pPr>
+              <w:pStyle w:val="Compact"/>
+              <w:spacing w:before="20" w:after="20"/>
+            </w:pPr>
+          </w:p>
+        </w:tc>
+      </w:tr>
+      <w:tr>
+        <w:tc>
+          <w:tcPr>
+            <w:tcW w:w="700" w:type="dxa"/>
           </w:tcPr>
           <w:p>
             <w:pPr>
@@ -2799,7 +2799,7 @@
         </w:tc>
         <w:tc>
           <w:tcPr>
-            <w:tcW w:w="6578" w:type="dxa"/>
+            <w:tcW w:w="6275" w:type="dxa"/>
           </w:tcPr>
           <w:p>
             <w:pPr>
@@ -2816,42 +2816,42 @@
         </w:tc>
         <w:tc>
           <w:tcPr>
-            <w:tcW w:w="763" w:type="dxa"/>
-          </w:tcPr>
-          <w:p>
-            <w:pPr>
-              <w:pStyle w:val="Compact"/>
-              <w:spacing w:before="20" w:after="20"/>
-            </w:pPr>
-          </w:p>
-        </w:tc>
-        <w:tc>
-          <w:tcPr>
-            <w:tcW w:w="763" w:type="dxa"/>
-          </w:tcPr>
-          <w:p>
-            <w:pPr>
-              <w:pStyle w:val="Compact"/>
-              <w:spacing w:before="20" w:after="20"/>
-            </w:pPr>
-          </w:p>
-        </w:tc>
-        <w:tc>
-          <w:tcPr>
-            <w:tcW w:w="763" w:type="dxa"/>
-          </w:tcPr>
-          <w:p>
-            <w:pPr>
-              <w:pStyle w:val="Compact"/>
-              <w:spacing w:before="20" w:after="20"/>
-            </w:pPr>
-          </w:p>
-        </w:tc>
-      </w:tr>
-      <w:tr>
-        <w:tc>
-          <w:tcPr>
-            <w:tcW w:w="763" w:type="dxa"/>
+            <w:tcW w:w="700" w:type="dxa"/>
+          </w:tcPr>
+          <w:p>
+            <w:pPr>
+              <w:pStyle w:val="Compact"/>
+              <w:spacing w:before="20" w:after="20"/>
+            </w:pPr>
+          </w:p>
+        </w:tc>
+        <w:tc>
+          <w:tcPr>
+            <w:tcW w:w="1037" w:type="dxa"/>
+          </w:tcPr>
+          <w:p>
+            <w:pPr>
+              <w:pStyle w:val="Compact"/>
+              <w:spacing w:before="20" w:after="20"/>
+            </w:pPr>
+          </w:p>
+        </w:tc>
+        <w:tc>
+          <w:tcPr>
+            <w:tcW w:w="918" w:type="dxa"/>
+          </w:tcPr>
+          <w:p>
+            <w:pPr>
+              <w:pStyle w:val="Compact"/>
+              <w:spacing w:before="20" w:after="20"/>
+            </w:pPr>
+          </w:p>
+        </w:tc>
+      </w:tr>
+      <w:tr>
+        <w:tc>
+          <w:tcPr>
+            <w:tcW w:w="700" w:type="dxa"/>
           </w:tcPr>
           <w:p>
             <w:pPr>
@@ -2868,7 +2868,7 @@
         </w:tc>
         <w:tc>
           <w:tcPr>
-            <w:tcW w:w="6578" w:type="dxa"/>
+            <w:tcW w:w="6275" w:type="dxa"/>
           </w:tcPr>
           <w:p>
             <w:pPr>
@@ -2885,53 +2885,53 @@
         </w:tc>
         <w:tc>
           <w:tcPr>
-            <w:tcW w:w="763" w:type="dxa"/>
-          </w:tcPr>
-          <w:p>
-            <w:pPr>
-              <w:pStyle w:val="Compact"/>
-              <w:spacing w:before="20" w:after="20"/>
-            </w:pPr>
-          </w:p>
-        </w:tc>
-        <w:tc>
-          <w:tcPr>
-            <w:tcW w:w="763" w:type="dxa"/>
-          </w:tcPr>
-          <w:p>
-            <w:pPr>
-              <w:pStyle w:val="Compact"/>
-              <w:spacing w:before="20" w:after="20"/>
-            </w:pPr>
-          </w:p>
-        </w:tc>
-        <w:tc>
-          <w:tcPr>
-            <w:tcW w:w="763" w:type="dxa"/>
-          </w:tcPr>
-          <w:p>
-            <w:pPr>
-              <w:pStyle w:val="Compact"/>
-              <w:spacing w:before="20" w:after="20"/>
-            </w:pPr>
-          </w:p>
-        </w:tc>
-      </w:tr>
-      <w:tr>
-        <w:tc>
-          <w:tcPr>
-            <w:tcW w:w="763" w:type="dxa"/>
-          </w:tcPr>
-          <w:p>
-            <w:pPr>
-              <w:pStyle w:val="Compact"/>
-              <w:spacing w:before="20" w:after="20"/>
-            </w:pPr>
-          </w:p>
-        </w:tc>
-        <w:tc>
-          <w:tcPr>
-            <w:tcW w:w="6578" w:type="dxa"/>
+            <w:tcW w:w="700" w:type="dxa"/>
+          </w:tcPr>
+          <w:p>
+            <w:pPr>
+              <w:pStyle w:val="Compact"/>
+              <w:spacing w:before="20" w:after="20"/>
+            </w:pPr>
+          </w:p>
+        </w:tc>
+        <w:tc>
+          <w:tcPr>
+            <w:tcW w:w="1037" w:type="dxa"/>
+          </w:tcPr>
+          <w:p>
+            <w:pPr>
+              <w:pStyle w:val="Compact"/>
+              <w:spacing w:before="20" w:after="20"/>
+            </w:pPr>
+          </w:p>
+        </w:tc>
+        <w:tc>
+          <w:tcPr>
+            <w:tcW w:w="918" w:type="dxa"/>
+          </w:tcPr>
+          <w:p>
+            <w:pPr>
+              <w:pStyle w:val="Compact"/>
+              <w:spacing w:before="20" w:after="20"/>
+            </w:pPr>
+          </w:p>
+        </w:tc>
+      </w:tr>
+      <w:tr>
+        <w:tc>
+          <w:tcPr>
+            <w:tcW w:w="700" w:type="dxa"/>
+          </w:tcPr>
+          <w:p>
+            <w:pPr>
+              <w:pStyle w:val="Compact"/>
+              <w:spacing w:before="20" w:after="20"/>
+            </w:pPr>
+          </w:p>
+        </w:tc>
+        <w:tc>
+          <w:tcPr>
+            <w:tcW w:w="6275" w:type="dxa"/>
           </w:tcPr>
           <w:p>
             <w:pPr>
@@ -2949,42 +2949,42 @@
         </w:tc>
         <w:tc>
           <w:tcPr>
-            <w:tcW w:w="763" w:type="dxa"/>
-          </w:tcPr>
-          <w:p>
-            <w:pPr>
-              <w:pStyle w:val="Compact"/>
-              <w:spacing w:before="20" w:after="20"/>
-            </w:pPr>
-          </w:p>
-        </w:tc>
-        <w:tc>
-          <w:tcPr>
-            <w:tcW w:w="763" w:type="dxa"/>
-          </w:tcPr>
-          <w:p>
-            <w:pPr>
-              <w:pStyle w:val="Compact"/>
-              <w:spacing w:before="20" w:after="20"/>
-            </w:pPr>
-          </w:p>
-        </w:tc>
-        <w:tc>
-          <w:tcPr>
-            <w:tcW w:w="763" w:type="dxa"/>
-          </w:tcPr>
-          <w:p>
-            <w:pPr>
-              <w:pStyle w:val="Compact"/>
-              <w:spacing w:before="20" w:after="20"/>
-            </w:pPr>
-          </w:p>
-        </w:tc>
-      </w:tr>
-      <w:tr>
-        <w:tc>
-          <w:tcPr>
-            <w:tcW w:w="763" w:type="dxa"/>
+            <w:tcW w:w="700" w:type="dxa"/>
+          </w:tcPr>
+          <w:p>
+            <w:pPr>
+              <w:pStyle w:val="Compact"/>
+              <w:spacing w:before="20" w:after="20"/>
+            </w:pPr>
+          </w:p>
+        </w:tc>
+        <w:tc>
+          <w:tcPr>
+            <w:tcW w:w="1037" w:type="dxa"/>
+          </w:tcPr>
+          <w:p>
+            <w:pPr>
+              <w:pStyle w:val="Compact"/>
+              <w:spacing w:before="20" w:after="20"/>
+            </w:pPr>
+          </w:p>
+        </w:tc>
+        <w:tc>
+          <w:tcPr>
+            <w:tcW w:w="918" w:type="dxa"/>
+          </w:tcPr>
+          <w:p>
+            <w:pPr>
+              <w:pStyle w:val="Compact"/>
+              <w:spacing w:before="20" w:after="20"/>
+            </w:pPr>
+          </w:p>
+        </w:tc>
+      </w:tr>
+      <w:tr>
+        <w:tc>
+          <w:tcPr>
+            <w:tcW w:w="700" w:type="dxa"/>
           </w:tcPr>
           <w:p>
             <w:pPr>
@@ -3001,7 +3001,7 @@
         </w:tc>
         <w:tc>
           <w:tcPr>
-            <w:tcW w:w="6578" w:type="dxa"/>
+            <w:tcW w:w="6275" w:type="dxa"/>
           </w:tcPr>
           <w:p>
             <w:pPr>
@@ -3018,42 +3018,42 @@
         </w:tc>
         <w:tc>
           <w:tcPr>
-            <w:tcW w:w="763" w:type="dxa"/>
-          </w:tcPr>
-          <w:p>
-            <w:pPr>
-              <w:pStyle w:val="Compact"/>
-              <w:spacing w:before="20" w:after="20"/>
-            </w:pPr>
-          </w:p>
-        </w:tc>
-        <w:tc>
-          <w:tcPr>
-            <w:tcW w:w="763" w:type="dxa"/>
-          </w:tcPr>
-          <w:p>
-            <w:pPr>
-              <w:pStyle w:val="Compact"/>
-              <w:spacing w:before="20" w:after="20"/>
-            </w:pPr>
-          </w:p>
-        </w:tc>
-        <w:tc>
-          <w:tcPr>
-            <w:tcW w:w="763" w:type="dxa"/>
-          </w:tcPr>
-          <w:p>
-            <w:pPr>
-              <w:pStyle w:val="Compact"/>
-              <w:spacing w:before="20" w:after="20"/>
-            </w:pPr>
-          </w:p>
-        </w:tc>
-      </w:tr>
-      <w:tr>
-        <w:tc>
-          <w:tcPr>
-            <w:tcW w:w="763" w:type="dxa"/>
+            <w:tcW w:w="700" w:type="dxa"/>
+          </w:tcPr>
+          <w:p>
+            <w:pPr>
+              <w:pStyle w:val="Compact"/>
+              <w:spacing w:before="20" w:after="20"/>
+            </w:pPr>
+          </w:p>
+        </w:tc>
+        <w:tc>
+          <w:tcPr>
+            <w:tcW w:w="1037" w:type="dxa"/>
+          </w:tcPr>
+          <w:p>
+            <w:pPr>
+              <w:pStyle w:val="Compact"/>
+              <w:spacing w:before="20" w:after="20"/>
+            </w:pPr>
+          </w:p>
+        </w:tc>
+        <w:tc>
+          <w:tcPr>
+            <w:tcW w:w="918" w:type="dxa"/>
+          </w:tcPr>
+          <w:p>
+            <w:pPr>
+              <w:pStyle w:val="Compact"/>
+              <w:spacing w:before="20" w:after="20"/>
+            </w:pPr>
+          </w:p>
+        </w:tc>
+      </w:tr>
+      <w:tr>
+        <w:tc>
+          <w:tcPr>
+            <w:tcW w:w="700" w:type="dxa"/>
           </w:tcPr>
           <w:p>
             <w:pPr>
@@ -3070,7 +3070,7 @@
         </w:tc>
         <w:tc>
           <w:tcPr>
-            <w:tcW w:w="6578" w:type="dxa"/>
+            <w:tcW w:w="6275" w:type="dxa"/>
           </w:tcPr>
           <w:p>
             <w:pPr>
@@ -3087,42 +3087,42 @@
         </w:tc>
         <w:tc>
           <w:tcPr>
-            <w:tcW w:w="763" w:type="dxa"/>
-          </w:tcPr>
-          <w:p>
-            <w:pPr>
-              <w:pStyle w:val="Compact"/>
-              <w:spacing w:before="20" w:after="20"/>
-            </w:pPr>
-          </w:p>
-        </w:tc>
-        <w:tc>
-          <w:tcPr>
-            <w:tcW w:w="763" w:type="dxa"/>
-          </w:tcPr>
-          <w:p>
-            <w:pPr>
-              <w:pStyle w:val="Compact"/>
-              <w:spacing w:before="20" w:after="20"/>
-            </w:pPr>
-          </w:p>
-        </w:tc>
-        <w:tc>
-          <w:tcPr>
-            <w:tcW w:w="763" w:type="dxa"/>
-          </w:tcPr>
-          <w:p>
-            <w:pPr>
-              <w:pStyle w:val="Compact"/>
-              <w:spacing w:before="20" w:after="20"/>
-            </w:pPr>
-          </w:p>
-        </w:tc>
-      </w:tr>
-      <w:tr>
-        <w:tc>
-          <w:tcPr>
-            <w:tcW w:w="763" w:type="dxa"/>
+            <w:tcW w:w="700" w:type="dxa"/>
+          </w:tcPr>
+          <w:p>
+            <w:pPr>
+              <w:pStyle w:val="Compact"/>
+              <w:spacing w:before="20" w:after="20"/>
+            </w:pPr>
+          </w:p>
+        </w:tc>
+        <w:tc>
+          <w:tcPr>
+            <w:tcW w:w="1037" w:type="dxa"/>
+          </w:tcPr>
+          <w:p>
+            <w:pPr>
+              <w:pStyle w:val="Compact"/>
+              <w:spacing w:before="20" w:after="20"/>
+            </w:pPr>
+          </w:p>
+        </w:tc>
+        <w:tc>
+          <w:tcPr>
+            <w:tcW w:w="918" w:type="dxa"/>
+          </w:tcPr>
+          <w:p>
+            <w:pPr>
+              <w:pStyle w:val="Compact"/>
+              <w:spacing w:before="20" w:after="20"/>
+            </w:pPr>
+          </w:p>
+        </w:tc>
+      </w:tr>
+      <w:tr>
+        <w:tc>
+          <w:tcPr>
+            <w:tcW w:w="700" w:type="dxa"/>
           </w:tcPr>
           <w:p>
             <w:pPr>
@@ -3139,7 +3139,7 @@
         </w:tc>
         <w:tc>
           <w:tcPr>
-            <w:tcW w:w="6578" w:type="dxa"/>
+            <w:tcW w:w="6275" w:type="dxa"/>
           </w:tcPr>
           <w:p>
             <w:pPr>
@@ -3156,42 +3156,42 @@
         </w:tc>
         <w:tc>
           <w:tcPr>
-            <w:tcW w:w="763" w:type="dxa"/>
-          </w:tcPr>
-          <w:p>
-            <w:pPr>
-              <w:pStyle w:val="Compact"/>
-              <w:spacing w:before="20" w:after="20"/>
-            </w:pPr>
-          </w:p>
-        </w:tc>
-        <w:tc>
-          <w:tcPr>
-            <w:tcW w:w="763" w:type="dxa"/>
-          </w:tcPr>
-          <w:p>
-            <w:pPr>
-              <w:pStyle w:val="Compact"/>
-              <w:spacing w:before="20" w:after="20"/>
-            </w:pPr>
-          </w:p>
-        </w:tc>
-        <w:tc>
-          <w:tcPr>
-            <w:tcW w:w="763" w:type="dxa"/>
-          </w:tcPr>
-          <w:p>
-            <w:pPr>
-              <w:pStyle w:val="Compact"/>
-              <w:spacing w:before="20" w:after="20"/>
-            </w:pPr>
-          </w:p>
-        </w:tc>
-      </w:tr>
-      <w:tr>
-        <w:tc>
-          <w:tcPr>
-            <w:tcW w:w="763" w:type="dxa"/>
+            <w:tcW w:w="700" w:type="dxa"/>
+          </w:tcPr>
+          <w:p>
+            <w:pPr>
+              <w:pStyle w:val="Compact"/>
+              <w:spacing w:before="20" w:after="20"/>
+            </w:pPr>
+          </w:p>
+        </w:tc>
+        <w:tc>
+          <w:tcPr>
+            <w:tcW w:w="1037" w:type="dxa"/>
+          </w:tcPr>
+          <w:p>
+            <w:pPr>
+              <w:pStyle w:val="Compact"/>
+              <w:spacing w:before="20" w:after="20"/>
+            </w:pPr>
+          </w:p>
+        </w:tc>
+        <w:tc>
+          <w:tcPr>
+            <w:tcW w:w="918" w:type="dxa"/>
+          </w:tcPr>
+          <w:p>
+            <w:pPr>
+              <w:pStyle w:val="Compact"/>
+              <w:spacing w:before="20" w:after="20"/>
+            </w:pPr>
+          </w:p>
+        </w:tc>
+      </w:tr>
+      <w:tr>
+        <w:tc>
+          <w:tcPr>
+            <w:tcW w:w="700" w:type="dxa"/>
           </w:tcPr>
           <w:p>
             <w:pPr>
@@ -3208,7 +3208,7 @@
         </w:tc>
         <w:tc>
           <w:tcPr>
-            <w:tcW w:w="6578" w:type="dxa"/>
+            <w:tcW w:w="6275" w:type="dxa"/>
           </w:tcPr>
           <w:p>
             <w:pPr>
@@ -3225,53 +3225,53 @@
         </w:tc>
         <w:tc>
           <w:tcPr>
-            <w:tcW w:w="763" w:type="dxa"/>
-          </w:tcPr>
-          <w:p>
-            <w:pPr>
-              <w:pStyle w:val="Compact"/>
-              <w:spacing w:before="20" w:after="20"/>
-            </w:pPr>
-          </w:p>
-        </w:tc>
-        <w:tc>
-          <w:tcPr>
-            <w:tcW w:w="763" w:type="dxa"/>
-          </w:tcPr>
-          <w:p>
-            <w:pPr>
-              <w:pStyle w:val="Compact"/>
-              <w:spacing w:before="20" w:after="20"/>
-            </w:pPr>
-          </w:p>
-        </w:tc>
-        <w:tc>
-          <w:tcPr>
-            <w:tcW w:w="763" w:type="dxa"/>
-          </w:tcPr>
-          <w:p>
-            <w:pPr>
-              <w:pStyle w:val="Compact"/>
-              <w:spacing w:before="20" w:after="20"/>
-            </w:pPr>
-          </w:p>
-        </w:tc>
-      </w:tr>
-      <w:tr>
-        <w:tc>
-          <w:tcPr>
-            <w:tcW w:w="763" w:type="dxa"/>
-          </w:tcPr>
-          <w:p>
-            <w:pPr>
-              <w:pStyle w:val="Compact"/>
-              <w:spacing w:before="20" w:after="20"/>
-            </w:pPr>
-          </w:p>
-        </w:tc>
-        <w:tc>
-          <w:tcPr>
-            <w:tcW w:w="6578" w:type="dxa"/>
+            <w:tcW w:w="700" w:type="dxa"/>
+          </w:tcPr>
+          <w:p>
+            <w:pPr>
+              <w:pStyle w:val="Compact"/>
+              <w:spacing w:before="20" w:after="20"/>
+            </w:pPr>
+          </w:p>
+        </w:tc>
+        <w:tc>
+          <w:tcPr>
+            <w:tcW w:w="1037" w:type="dxa"/>
+          </w:tcPr>
+          <w:p>
+            <w:pPr>
+              <w:pStyle w:val="Compact"/>
+              <w:spacing w:before="20" w:after="20"/>
+            </w:pPr>
+          </w:p>
+        </w:tc>
+        <w:tc>
+          <w:tcPr>
+            <w:tcW w:w="918" w:type="dxa"/>
+          </w:tcPr>
+          <w:p>
+            <w:pPr>
+              <w:pStyle w:val="Compact"/>
+              <w:spacing w:before="20" w:after="20"/>
+            </w:pPr>
+          </w:p>
+        </w:tc>
+      </w:tr>
+      <w:tr>
+        <w:tc>
+          <w:tcPr>
+            <w:tcW w:w="700" w:type="dxa"/>
+          </w:tcPr>
+          <w:p>
+            <w:pPr>
+              <w:pStyle w:val="Compact"/>
+              <w:spacing w:before="20" w:after="20"/>
+            </w:pPr>
+          </w:p>
+        </w:tc>
+        <w:tc>
+          <w:tcPr>
+            <w:tcW w:w="6275" w:type="dxa"/>
           </w:tcPr>
           <w:p>
             <w:pPr>
@@ -3289,42 +3289,42 @@
         </w:tc>
         <w:tc>
           <w:tcPr>
-            <w:tcW w:w="763" w:type="dxa"/>
-          </w:tcPr>
-          <w:p>
-            <w:pPr>
-              <w:pStyle w:val="Compact"/>
-              <w:spacing w:before="20" w:after="20"/>
-            </w:pPr>
-          </w:p>
-        </w:tc>
-        <w:tc>
-          <w:tcPr>
-            <w:tcW w:w="763" w:type="dxa"/>
-          </w:tcPr>
-          <w:p>
-            <w:pPr>
-              <w:pStyle w:val="Compact"/>
-              <w:spacing w:before="20" w:after="20"/>
-            </w:pPr>
-          </w:p>
-        </w:tc>
-        <w:tc>
-          <w:tcPr>
-            <w:tcW w:w="763" w:type="dxa"/>
-          </w:tcPr>
-          <w:p>
-            <w:pPr>
-              <w:pStyle w:val="Compact"/>
-              <w:spacing w:before="20" w:after="20"/>
-            </w:pPr>
-          </w:p>
-        </w:tc>
-      </w:tr>
-      <w:tr>
-        <w:tc>
-          <w:tcPr>
-            <w:tcW w:w="763" w:type="dxa"/>
+            <w:tcW w:w="700" w:type="dxa"/>
+          </w:tcPr>
+          <w:p>
+            <w:pPr>
+              <w:pStyle w:val="Compact"/>
+              <w:spacing w:before="20" w:after="20"/>
+            </w:pPr>
+          </w:p>
+        </w:tc>
+        <w:tc>
+          <w:tcPr>
+            <w:tcW w:w="1037" w:type="dxa"/>
+          </w:tcPr>
+          <w:p>
+            <w:pPr>
+              <w:pStyle w:val="Compact"/>
+              <w:spacing w:before="20" w:after="20"/>
+            </w:pPr>
+          </w:p>
+        </w:tc>
+        <w:tc>
+          <w:tcPr>
+            <w:tcW w:w="918" w:type="dxa"/>
+          </w:tcPr>
+          <w:p>
+            <w:pPr>
+              <w:pStyle w:val="Compact"/>
+              <w:spacing w:before="20" w:after="20"/>
+            </w:pPr>
+          </w:p>
+        </w:tc>
+      </w:tr>
+      <w:tr>
+        <w:tc>
+          <w:tcPr>
+            <w:tcW w:w="700" w:type="dxa"/>
           </w:tcPr>
           <w:p>
             <w:pPr>
@@ -3341,7 +3341,7 @@
         </w:tc>
         <w:tc>
           <w:tcPr>
-            <w:tcW w:w="6578" w:type="dxa"/>
+            <w:tcW w:w="6275" w:type="dxa"/>
           </w:tcPr>
           <w:p>
             <w:pPr>
@@ -3358,42 +3358,42 @@
         </w:tc>
         <w:tc>
           <w:tcPr>
-            <w:tcW w:w="763" w:type="dxa"/>
-          </w:tcPr>
-          <w:p>
-            <w:pPr>
-              <w:pStyle w:val="Compact"/>
-              <w:spacing w:before="20" w:after="20"/>
-            </w:pPr>
-          </w:p>
-        </w:tc>
-        <w:tc>
-          <w:tcPr>
-            <w:tcW w:w="763" w:type="dxa"/>
-          </w:tcPr>
-          <w:p>
-            <w:pPr>
-              <w:pStyle w:val="Compact"/>
-              <w:spacing w:before="20" w:after="20"/>
-            </w:pPr>
-          </w:p>
-        </w:tc>
-        <w:tc>
-          <w:tcPr>
-            <w:tcW w:w="763" w:type="dxa"/>
-          </w:tcPr>
-          <w:p>
-            <w:pPr>
-              <w:pStyle w:val="Compact"/>
-              <w:spacing w:before="20" w:after="20"/>
-            </w:pPr>
-          </w:p>
-        </w:tc>
-      </w:tr>
-      <w:tr>
-        <w:tc>
-          <w:tcPr>
-            <w:tcW w:w="763" w:type="dxa"/>
+            <w:tcW w:w="700" w:type="dxa"/>
+          </w:tcPr>
+          <w:p>
+            <w:pPr>
+              <w:pStyle w:val="Compact"/>
+              <w:spacing w:before="20" w:after="20"/>
+            </w:pPr>
+          </w:p>
+        </w:tc>
+        <w:tc>
+          <w:tcPr>
+            <w:tcW w:w="1037" w:type="dxa"/>
+          </w:tcPr>
+          <w:p>
+            <w:pPr>
+              <w:pStyle w:val="Compact"/>
+              <w:spacing w:before="20" w:after="20"/>
+            </w:pPr>
+          </w:p>
+        </w:tc>
+        <w:tc>
+          <w:tcPr>
+            <w:tcW w:w="918" w:type="dxa"/>
+          </w:tcPr>
+          <w:p>
+            <w:pPr>
+              <w:pStyle w:val="Compact"/>
+              <w:spacing w:before="20" w:after="20"/>
+            </w:pPr>
+          </w:p>
+        </w:tc>
+      </w:tr>
+      <w:tr>
+        <w:tc>
+          <w:tcPr>
+            <w:tcW w:w="700" w:type="dxa"/>
           </w:tcPr>
           <w:p>
             <w:pPr>
@@ -3410,7 +3410,7 @@
         </w:tc>
         <w:tc>
           <w:tcPr>
-            <w:tcW w:w="6578" w:type="dxa"/>
+            <w:tcW w:w="6275" w:type="dxa"/>
           </w:tcPr>
           <w:p>
             <w:pPr>
@@ -3427,42 +3427,42 @@
         </w:tc>
         <w:tc>
           <w:tcPr>
-            <w:tcW w:w="763" w:type="dxa"/>
-          </w:tcPr>
-          <w:p>
-            <w:pPr>
-              <w:pStyle w:val="Compact"/>
-              <w:spacing w:before="20" w:after="20"/>
-            </w:pPr>
-          </w:p>
-        </w:tc>
-        <w:tc>
-          <w:tcPr>
-            <w:tcW w:w="763" w:type="dxa"/>
-          </w:tcPr>
-          <w:p>
-            <w:pPr>
-              <w:pStyle w:val="Compact"/>
-              <w:spacing w:before="20" w:after="20"/>
-            </w:pPr>
-          </w:p>
-        </w:tc>
-        <w:tc>
-          <w:tcPr>
-            <w:tcW w:w="763" w:type="dxa"/>
-          </w:tcPr>
-          <w:p>
-            <w:pPr>
-              <w:pStyle w:val="Compact"/>
-              <w:spacing w:before="20" w:after="20"/>
-            </w:pPr>
-          </w:p>
-        </w:tc>
-      </w:tr>
-      <w:tr>
-        <w:tc>
-          <w:tcPr>
-            <w:tcW w:w="763" w:type="dxa"/>
+            <w:tcW w:w="700" w:type="dxa"/>
+          </w:tcPr>
+          <w:p>
+            <w:pPr>
+              <w:pStyle w:val="Compact"/>
+              <w:spacing w:before="20" w:after="20"/>
+            </w:pPr>
+          </w:p>
+        </w:tc>
+        <w:tc>
+          <w:tcPr>
+            <w:tcW w:w="1037" w:type="dxa"/>
+          </w:tcPr>
+          <w:p>
+            <w:pPr>
+              <w:pStyle w:val="Compact"/>
+              <w:spacing w:before="20" w:after="20"/>
+            </w:pPr>
+          </w:p>
+        </w:tc>
+        <w:tc>
+          <w:tcPr>
+            <w:tcW w:w="918" w:type="dxa"/>
+          </w:tcPr>
+          <w:p>
+            <w:pPr>
+              <w:pStyle w:val="Compact"/>
+              <w:spacing w:before="20" w:after="20"/>
+            </w:pPr>
+          </w:p>
+        </w:tc>
+      </w:tr>
+      <w:tr>
+        <w:tc>
+          <w:tcPr>
+            <w:tcW w:w="700" w:type="dxa"/>
           </w:tcPr>
           <w:p>
             <w:pPr>
@@ -3479,7 +3479,7 @@
         </w:tc>
         <w:tc>
           <w:tcPr>
-            <w:tcW w:w="6578" w:type="dxa"/>
+            <w:tcW w:w="6275" w:type="dxa"/>
           </w:tcPr>
           <w:p>
             <w:pPr>
@@ -3496,42 +3496,42 @@
         </w:tc>
         <w:tc>
           <w:tcPr>
-            <w:tcW w:w="763" w:type="dxa"/>
-          </w:tcPr>
-          <w:p>
-            <w:pPr>
-              <w:pStyle w:val="Compact"/>
-              <w:spacing w:before="20" w:after="20"/>
-            </w:pPr>
-          </w:p>
-        </w:tc>
-        <w:tc>
-          <w:tcPr>
-            <w:tcW w:w="763" w:type="dxa"/>
-          </w:tcPr>
-          <w:p>
-            <w:pPr>
-              <w:pStyle w:val="Compact"/>
-              <w:spacing w:before="20" w:after="20"/>
-            </w:pPr>
-          </w:p>
-        </w:tc>
-        <w:tc>
-          <w:tcPr>
-            <w:tcW w:w="763" w:type="dxa"/>
-          </w:tcPr>
-          <w:p>
-            <w:pPr>
-              <w:pStyle w:val="Compact"/>
-              <w:spacing w:before="20" w:after="20"/>
-            </w:pPr>
-          </w:p>
-        </w:tc>
-      </w:tr>
-      <w:tr>
-        <w:tc>
-          <w:tcPr>
-            <w:tcW w:w="763" w:type="dxa"/>
+            <w:tcW w:w="700" w:type="dxa"/>
+          </w:tcPr>
+          <w:p>
+            <w:pPr>
+              <w:pStyle w:val="Compact"/>
+              <w:spacing w:before="20" w:after="20"/>
+            </w:pPr>
+          </w:p>
+        </w:tc>
+        <w:tc>
+          <w:tcPr>
+            <w:tcW w:w="1037" w:type="dxa"/>
+          </w:tcPr>
+          <w:p>
+            <w:pPr>
+              <w:pStyle w:val="Compact"/>
+              <w:spacing w:before="20" w:after="20"/>
+            </w:pPr>
+          </w:p>
+        </w:tc>
+        <w:tc>
+          <w:tcPr>
+            <w:tcW w:w="918" w:type="dxa"/>
+          </w:tcPr>
+          <w:p>
+            <w:pPr>
+              <w:pStyle w:val="Compact"/>
+              <w:spacing w:before="20" w:after="20"/>
+            </w:pPr>
+          </w:p>
+        </w:tc>
+      </w:tr>
+      <w:tr>
+        <w:tc>
+          <w:tcPr>
+            <w:tcW w:w="700" w:type="dxa"/>
           </w:tcPr>
           <w:p>
             <w:pPr>
@@ -3548,7 +3548,7 @@
         </w:tc>
         <w:tc>
           <w:tcPr>
-            <w:tcW w:w="6578" w:type="dxa"/>
+            <w:tcW w:w="6275" w:type="dxa"/>
           </w:tcPr>
           <w:p>
             <w:pPr>
@@ -3565,29 +3565,29 @@
         </w:tc>
         <w:tc>
           <w:tcPr>
-            <w:tcW w:w="763" w:type="dxa"/>
-          </w:tcPr>
-          <w:p>
-            <w:pPr>
-              <w:pStyle w:val="Compact"/>
-              <w:spacing w:before="20" w:after="20"/>
-            </w:pPr>
-          </w:p>
-        </w:tc>
-        <w:tc>
-          <w:tcPr>
-            <w:tcW w:w="763" w:type="dxa"/>
-          </w:tcPr>
-          <w:p>
-            <w:pPr>
-              <w:pStyle w:val="Compact"/>
-              <w:spacing w:before="20" w:after="20"/>
-            </w:pPr>
-          </w:p>
-        </w:tc>
-        <w:tc>
-          <w:tcPr>
-            <w:tcW w:w="763" w:type="dxa"/>
+            <w:tcW w:w="700" w:type="dxa"/>
+          </w:tcPr>
+          <w:p>
+            <w:pPr>
+              <w:pStyle w:val="Compact"/>
+              <w:spacing w:before="20" w:after="20"/>
+            </w:pPr>
+          </w:p>
+        </w:tc>
+        <w:tc>
+          <w:tcPr>
+            <w:tcW w:w="1037" w:type="dxa"/>
+          </w:tcPr>
+          <w:p>
+            <w:pPr>
+              <w:pStyle w:val="Compact"/>
+              <w:spacing w:before="20" w:after="20"/>
+            </w:pPr>
+          </w:p>
+        </w:tc>
+        <w:tc>
+          <w:tcPr>
+            <w:tcW w:w="918" w:type="dxa"/>
           </w:tcPr>
           <w:p>
             <w:pPr>
@@ -3629,9 +3629,9 @@
         <w:tblLook w:firstColumn="1" w:firstRow="1" w:lastColumn="0" w:lastRow="0" w:noHBand="0" w:noVBand="1" w:val="04A0"/>
       </w:tblPr>
       <w:tblGrid>
-        <w:gridCol w:w="1358"/>
-        <w:gridCol w:w="865"/>
-        <w:gridCol w:w="7408"/>
+        <w:gridCol w:w="1649"/>
+        <w:gridCol w:w="1143"/>
+        <w:gridCol w:w="6838"/>
       </w:tblGrid>
       <w:tr>
         <w:trPr>
@@ -3640,7 +3640,7 @@
         </w:trPr>
         <w:tc>
           <w:tcPr>
-            <w:tcW w:w="1358" w:type="dxa"/>
+            <w:tcW w:w="1649" w:type="dxa"/>
             <w:shd w:val="clear" w:color="auto" w:fill="ECECEC"/>
           </w:tcPr>
           <w:p>
@@ -3659,7 +3659,7 @@
         </w:tc>
         <w:tc>
           <w:tcPr>
-            <w:tcW w:w="865" w:type="dxa"/>
+            <w:tcW w:w="1143" w:type="dxa"/>
             <w:shd w:val="clear" w:color="auto" w:fill="ECECEC"/>
           </w:tcPr>
           <w:p>
@@ -3678,7 +3678,7 @@
         </w:tc>
         <w:tc>
           <w:tcPr>
-            <w:tcW w:w="7408" w:type="dxa"/>
+            <w:tcW w:w="6838" w:type="dxa"/>
             <w:shd w:val="clear" w:color="auto" w:fill="ECECEC"/>
           </w:tcPr>
           <w:p>
@@ -3699,7 +3699,7 @@
       <w:tr>
         <w:tc>
           <w:tcPr>
-            <w:tcW w:w="1358" w:type="dxa"/>
+            <w:tcW w:w="1649" w:type="dxa"/>
           </w:tcPr>
           <w:p>
             <w:pPr>
@@ -3716,7 +3716,7 @@
         </w:tc>
         <w:tc>
           <w:tcPr>
-            <w:tcW w:w="865" w:type="dxa"/>
+            <w:tcW w:w="1143" w:type="dxa"/>
           </w:tcPr>
           <w:p>
             <w:pPr>
@@ -3733,7 +3733,7 @@
         </w:tc>
         <w:tc>
           <w:tcPr>
-            <w:tcW w:w="7408" w:type="dxa"/>
+            <w:tcW w:w="6838" w:type="dxa"/>
           </w:tcPr>
           <w:p>
             <w:pPr>
@@ -3752,7 +3752,7 @@
       <w:tr>
         <w:tc>
           <w:tcPr>
-            <w:tcW w:w="1358" w:type="dxa"/>
+            <w:tcW w:w="1649" w:type="dxa"/>
           </w:tcPr>
           <w:p>
             <w:pPr>
@@ -3769,7 +3769,7 @@
         </w:tc>
         <w:tc>
           <w:tcPr>
-            <w:tcW w:w="865" w:type="dxa"/>
+            <w:tcW w:w="1143" w:type="dxa"/>
           </w:tcPr>
           <w:p>
             <w:pPr>
@@ -3786,7 +3786,7 @@
         </w:tc>
         <w:tc>
           <w:tcPr>
-            <w:tcW w:w="7408" w:type="dxa"/>
+            <w:tcW w:w="6838" w:type="dxa"/>
           </w:tcPr>
           <w:p>
             <w:pPr>
@@ -3805,7 +3805,7 @@
       <w:tr>
         <w:tc>
           <w:tcPr>
-            <w:tcW w:w="1358" w:type="dxa"/>
+            <w:tcW w:w="1649" w:type="dxa"/>
           </w:tcPr>
           <w:p>
             <w:pPr>
@@ -3822,7 +3822,7 @@
         </w:tc>
         <w:tc>
           <w:tcPr>
-            <w:tcW w:w="865" w:type="dxa"/>
+            <w:tcW w:w="1143" w:type="dxa"/>
           </w:tcPr>
           <w:p>
             <w:pPr>
@@ -3839,7 +3839,7 @@
         </w:tc>
         <w:tc>
           <w:tcPr>
-            <w:tcW w:w="7408" w:type="dxa"/>
+            <w:tcW w:w="6838" w:type="dxa"/>
           </w:tcPr>
           <w:p>
             <w:pPr>
@@ -3954,8 +3954,8 @@
         <w:tblLook w:firstColumn="1" w:firstRow="1" w:lastColumn="0" w:lastRow="0" w:noHBand="0" w:noVBand="1" w:val="04A0"/>
       </w:tblPr>
       <w:tblGrid>
-        <w:gridCol w:w="8752"/>
-        <w:gridCol w:w="879"/>
+        <w:gridCol w:w="8383"/>
+        <w:gridCol w:w="1248"/>
       </w:tblGrid>
       <w:tr>
         <w:trPr>
@@ -3964,7 +3964,7 @@
         </w:trPr>
         <w:tc>
           <w:tcPr>
-            <w:tcW w:w="8752" w:type="dxa"/>
+            <w:tcW w:w="8383" w:type="dxa"/>
             <w:shd w:val="clear" w:color="auto" w:fill="ECECEC"/>
           </w:tcPr>
           <w:p>
@@ -3983,7 +3983,7 @@
         </w:tc>
         <w:tc>
           <w:tcPr>
-            <w:tcW w:w="879" w:type="dxa"/>
+            <w:tcW w:w="1248" w:type="dxa"/>
             <w:shd w:val="clear" w:color="auto" w:fill="ECECEC"/>
           </w:tcPr>
           <w:p>
@@ -4004,7 +4004,7 @@
       <w:tr>
         <w:tc>
           <w:tcPr>
-            <w:tcW w:w="8752" w:type="dxa"/>
+            <w:tcW w:w="8383" w:type="dxa"/>
           </w:tcPr>
           <w:p>
             <w:pPr>
@@ -4021,20 +4021,20 @@
         </w:tc>
         <w:tc>
           <w:tcPr>
-            <w:tcW w:w="879" w:type="dxa"/>
-          </w:tcPr>
-          <w:p>
-            <w:pPr>
-              <w:pStyle w:val="Compact"/>
-              <w:spacing w:before="20" w:after="20"/>
-            </w:pPr>
-          </w:p>
-        </w:tc>
-      </w:tr>
-      <w:tr>
-        <w:tc>
-          <w:tcPr>
-            <w:tcW w:w="8752" w:type="dxa"/>
+            <w:tcW w:w="1248" w:type="dxa"/>
+          </w:tcPr>
+          <w:p>
+            <w:pPr>
+              <w:pStyle w:val="Compact"/>
+              <w:spacing w:before="20" w:after="20"/>
+            </w:pPr>
+          </w:p>
+        </w:tc>
+      </w:tr>
+      <w:tr>
+        <w:tc>
+          <w:tcPr>
+            <w:tcW w:w="8383" w:type="dxa"/>
           </w:tcPr>
           <w:p>
             <w:pPr>
@@ -4051,20 +4051,20 @@
         </w:tc>
         <w:tc>
           <w:tcPr>
-            <w:tcW w:w="879" w:type="dxa"/>
-          </w:tcPr>
-          <w:p>
-            <w:pPr>
-              <w:pStyle w:val="Compact"/>
-              <w:spacing w:before="20" w:after="20"/>
-            </w:pPr>
-          </w:p>
-        </w:tc>
-      </w:tr>
-      <w:tr>
-        <w:tc>
-          <w:tcPr>
-            <w:tcW w:w="8752" w:type="dxa"/>
+            <w:tcW w:w="1248" w:type="dxa"/>
+          </w:tcPr>
+          <w:p>
+            <w:pPr>
+              <w:pStyle w:val="Compact"/>
+              <w:spacing w:before="20" w:after="20"/>
+            </w:pPr>
+          </w:p>
+        </w:tc>
+      </w:tr>
+      <w:tr>
+        <w:tc>
+          <w:tcPr>
+            <w:tcW w:w="8383" w:type="dxa"/>
           </w:tcPr>
           <w:p>
             <w:pPr>
@@ -4081,20 +4081,20 @@
         </w:tc>
         <w:tc>
           <w:tcPr>
-            <w:tcW w:w="879" w:type="dxa"/>
-          </w:tcPr>
-          <w:p>
-            <w:pPr>
-              <w:pStyle w:val="Compact"/>
-              <w:spacing w:before="20" w:after="20"/>
-            </w:pPr>
-          </w:p>
-        </w:tc>
-      </w:tr>
-      <w:tr>
-        <w:tc>
-          <w:tcPr>
-            <w:tcW w:w="8752" w:type="dxa"/>
+            <w:tcW w:w="1248" w:type="dxa"/>
+          </w:tcPr>
+          <w:p>
+            <w:pPr>
+              <w:pStyle w:val="Compact"/>
+              <w:spacing w:before="20" w:after="20"/>
+            </w:pPr>
+          </w:p>
+        </w:tc>
+      </w:tr>
+      <w:tr>
+        <w:tc>
+          <w:tcPr>
+            <w:tcW w:w="8383" w:type="dxa"/>
           </w:tcPr>
           <w:p>
             <w:pPr>
@@ -4111,20 +4111,20 @@
         </w:tc>
         <w:tc>
           <w:tcPr>
-            <w:tcW w:w="879" w:type="dxa"/>
-          </w:tcPr>
-          <w:p>
-            <w:pPr>
-              <w:pStyle w:val="Compact"/>
-              <w:spacing w:before="20" w:after="20"/>
-            </w:pPr>
-          </w:p>
-        </w:tc>
-      </w:tr>
-      <w:tr>
-        <w:tc>
-          <w:tcPr>
-            <w:tcW w:w="8752" w:type="dxa"/>
+            <w:tcW w:w="1248" w:type="dxa"/>
+          </w:tcPr>
+          <w:p>
+            <w:pPr>
+              <w:pStyle w:val="Compact"/>
+              <w:spacing w:before="20" w:after="20"/>
+            </w:pPr>
+          </w:p>
+        </w:tc>
+      </w:tr>
+      <w:tr>
+        <w:tc>
+          <w:tcPr>
+            <w:tcW w:w="8383" w:type="dxa"/>
           </w:tcPr>
           <w:p>
             <w:pPr>
@@ -4141,20 +4141,20 @@
         </w:tc>
         <w:tc>
           <w:tcPr>
-            <w:tcW w:w="879" w:type="dxa"/>
-          </w:tcPr>
-          <w:p>
-            <w:pPr>
-              <w:pStyle w:val="Compact"/>
-              <w:spacing w:before="20" w:after="20"/>
-            </w:pPr>
-          </w:p>
-        </w:tc>
-      </w:tr>
-      <w:tr>
-        <w:tc>
-          <w:tcPr>
-            <w:tcW w:w="8752" w:type="dxa"/>
+            <w:tcW w:w="1248" w:type="dxa"/>
+          </w:tcPr>
+          <w:p>
+            <w:pPr>
+              <w:pStyle w:val="Compact"/>
+              <w:spacing w:before="20" w:after="20"/>
+            </w:pPr>
+          </w:p>
+        </w:tc>
+      </w:tr>
+      <w:tr>
+        <w:tc>
+          <w:tcPr>
+            <w:tcW w:w="8383" w:type="dxa"/>
           </w:tcPr>
           <w:p>
             <w:pPr>
@@ -4171,20 +4171,20 @@
         </w:tc>
         <w:tc>
           <w:tcPr>
-            <w:tcW w:w="879" w:type="dxa"/>
-          </w:tcPr>
-          <w:p>
-            <w:pPr>
-              <w:pStyle w:val="Compact"/>
-              <w:spacing w:before="20" w:after="20"/>
-            </w:pPr>
-          </w:p>
-        </w:tc>
-      </w:tr>
-      <w:tr>
-        <w:tc>
-          <w:tcPr>
-            <w:tcW w:w="8752" w:type="dxa"/>
+            <w:tcW w:w="1248" w:type="dxa"/>
+          </w:tcPr>
+          <w:p>
+            <w:pPr>
+              <w:pStyle w:val="Compact"/>
+              <w:spacing w:before="20" w:after="20"/>
+            </w:pPr>
+          </w:p>
+        </w:tc>
+      </w:tr>
+      <w:tr>
+        <w:tc>
+          <w:tcPr>
+            <w:tcW w:w="8383" w:type="dxa"/>
           </w:tcPr>
           <w:p>
             <w:pPr>
@@ -4201,20 +4201,20 @@
         </w:tc>
         <w:tc>
           <w:tcPr>
-            <w:tcW w:w="879" w:type="dxa"/>
-          </w:tcPr>
-          <w:p>
-            <w:pPr>
-              <w:pStyle w:val="Compact"/>
-              <w:spacing w:before="20" w:after="20"/>
-            </w:pPr>
-          </w:p>
-        </w:tc>
-      </w:tr>
-      <w:tr>
-        <w:tc>
-          <w:tcPr>
-            <w:tcW w:w="8752" w:type="dxa"/>
+            <w:tcW w:w="1248" w:type="dxa"/>
+          </w:tcPr>
+          <w:p>
+            <w:pPr>
+              <w:pStyle w:val="Compact"/>
+              <w:spacing w:before="20" w:after="20"/>
+            </w:pPr>
+          </w:p>
+        </w:tc>
+      </w:tr>
+      <w:tr>
+        <w:tc>
+          <w:tcPr>
+            <w:tcW w:w="8383" w:type="dxa"/>
           </w:tcPr>
           <w:p>
             <w:pPr>
@@ -4231,20 +4231,20 @@
         </w:tc>
         <w:tc>
           <w:tcPr>
-            <w:tcW w:w="879" w:type="dxa"/>
-          </w:tcPr>
-          <w:p>
-            <w:pPr>
-              <w:pStyle w:val="Compact"/>
-              <w:spacing w:before="20" w:after="20"/>
-            </w:pPr>
-          </w:p>
-        </w:tc>
-      </w:tr>
-      <w:tr>
-        <w:tc>
-          <w:tcPr>
-            <w:tcW w:w="8752" w:type="dxa"/>
+            <w:tcW w:w="1248" w:type="dxa"/>
+          </w:tcPr>
+          <w:p>
+            <w:pPr>
+              <w:pStyle w:val="Compact"/>
+              <w:spacing w:before="20" w:after="20"/>
+            </w:pPr>
+          </w:p>
+        </w:tc>
+      </w:tr>
+      <w:tr>
+        <w:tc>
+          <w:tcPr>
+            <w:tcW w:w="8383" w:type="dxa"/>
           </w:tcPr>
           <w:p>
             <w:pPr>
@@ -4261,7 +4261,7 @@
         </w:tc>
         <w:tc>
           <w:tcPr>
-            <w:tcW w:w="879" w:type="dxa"/>
+            <w:tcW w:w="1248" w:type="dxa"/>
           </w:tcPr>
           <w:p>
             <w:pPr>
@@ -4486,9 +4486,9 @@
         <w:tblLook w:firstColumn="1" w:firstRow="1" w:lastColumn="0" w:lastRow="0" w:noHBand="0" w:noVBand="1" w:val="04A0"/>
       </w:tblPr>
       <w:tblGrid>
-        <w:gridCol w:w="1412"/>
-        <w:gridCol w:w="6051"/>
-        <w:gridCol w:w="2168"/>
+        <w:gridCol w:w="2121"/>
+        <w:gridCol w:w="5327"/>
+        <w:gridCol w:w="2183"/>
       </w:tblGrid>
       <w:tr>
         <w:trPr>
@@ -4497,7 +4497,7 @@
         </w:trPr>
         <w:tc>
           <w:tcPr>
-            <w:tcW w:w="1412" w:type="dxa"/>
+            <w:tcW w:w="2121" w:type="dxa"/>
             <w:shd w:val="clear" w:color="auto" w:fill="ECECEC"/>
           </w:tcPr>
           <w:p>
@@ -4516,7 +4516,7 @@
         </w:tc>
         <w:tc>
           <w:tcPr>
-            <w:tcW w:w="6051" w:type="dxa"/>
+            <w:tcW w:w="5327" w:type="dxa"/>
             <w:shd w:val="clear" w:color="auto" w:fill="ECECEC"/>
           </w:tcPr>
           <w:p>
@@ -4535,7 +4535,7 @@
         </w:tc>
         <w:tc>
           <w:tcPr>
-            <w:tcW w:w="2168" w:type="dxa"/>
+            <w:tcW w:w="2183" w:type="dxa"/>
             <w:shd w:val="clear" w:color="auto" w:fill="ECECEC"/>
           </w:tcPr>
           <w:p>
@@ -4556,7 +4556,7 @@
       <w:tr>
         <w:tc>
           <w:tcPr>
-            <w:tcW w:w="1412" w:type="dxa"/>
+            <w:tcW w:w="2121" w:type="dxa"/>
           </w:tcPr>
           <w:p>
             <w:pPr>
@@ -4573,7 +4573,7 @@
         </w:tc>
         <w:tc>
           <w:tcPr>
-            <w:tcW w:w="6051" w:type="dxa"/>
+            <w:tcW w:w="5327" w:type="dxa"/>
           </w:tcPr>
           <w:p>
             <w:pPr>
@@ -4590,20 +4590,20 @@
         </w:tc>
         <w:tc>
           <w:tcPr>
-            <w:tcW w:w="2168" w:type="dxa"/>
-          </w:tcPr>
-          <w:p>
-            <w:pPr>
-              <w:pStyle w:val="Compact"/>
-              <w:spacing w:before="20" w:after="20"/>
-            </w:pPr>
-          </w:p>
-        </w:tc>
-      </w:tr>
-      <w:tr>
-        <w:tc>
-          <w:tcPr>
-            <w:tcW w:w="1412" w:type="dxa"/>
+            <w:tcW w:w="2183" w:type="dxa"/>
+          </w:tcPr>
+          <w:p>
+            <w:pPr>
+              <w:pStyle w:val="Compact"/>
+              <w:spacing w:before="20" w:after="20"/>
+            </w:pPr>
+          </w:p>
+        </w:tc>
+      </w:tr>
+      <w:tr>
+        <w:tc>
+          <w:tcPr>
+            <w:tcW w:w="2121" w:type="dxa"/>
           </w:tcPr>
           <w:p>
             <w:pPr>
@@ -4620,7 +4620,7 @@
         </w:tc>
         <w:tc>
           <w:tcPr>
-            <w:tcW w:w="6051" w:type="dxa"/>
+            <w:tcW w:w="5327" w:type="dxa"/>
           </w:tcPr>
           <w:p>
             <w:pPr>
@@ -4637,20 +4637,20 @@
         </w:tc>
         <w:tc>
           <w:tcPr>
-            <w:tcW w:w="2168" w:type="dxa"/>
-          </w:tcPr>
-          <w:p>
-            <w:pPr>
-              <w:pStyle w:val="Compact"/>
-              <w:spacing w:before="20" w:after="20"/>
-            </w:pPr>
-          </w:p>
-        </w:tc>
-      </w:tr>
-      <w:tr>
-        <w:tc>
-          <w:tcPr>
-            <w:tcW w:w="1412" w:type="dxa"/>
+            <w:tcW w:w="2183" w:type="dxa"/>
+          </w:tcPr>
+          <w:p>
+            <w:pPr>
+              <w:pStyle w:val="Compact"/>
+              <w:spacing w:before="20" w:after="20"/>
+            </w:pPr>
+          </w:p>
+        </w:tc>
+      </w:tr>
+      <w:tr>
+        <w:tc>
+          <w:tcPr>
+            <w:tcW w:w="2121" w:type="dxa"/>
           </w:tcPr>
           <w:p>
             <w:pPr>
@@ -4667,7 +4667,7 @@
         </w:tc>
         <w:tc>
           <w:tcPr>
-            <w:tcW w:w="6051" w:type="dxa"/>
+            <w:tcW w:w="5327" w:type="dxa"/>
           </w:tcPr>
           <w:p>
             <w:pPr>
@@ -4684,20 +4684,20 @@
         </w:tc>
         <w:tc>
           <w:tcPr>
-            <w:tcW w:w="2168" w:type="dxa"/>
-          </w:tcPr>
-          <w:p>
-            <w:pPr>
-              <w:pStyle w:val="Compact"/>
-              <w:spacing w:before="20" w:after="20"/>
-            </w:pPr>
-          </w:p>
-        </w:tc>
-      </w:tr>
-      <w:tr>
-        <w:tc>
-          <w:tcPr>
-            <w:tcW w:w="1412" w:type="dxa"/>
+            <w:tcW w:w="2183" w:type="dxa"/>
+          </w:tcPr>
+          <w:p>
+            <w:pPr>
+              <w:pStyle w:val="Compact"/>
+              <w:spacing w:before="20" w:after="20"/>
+            </w:pPr>
+          </w:p>
+        </w:tc>
+      </w:tr>
+      <w:tr>
+        <w:tc>
+          <w:tcPr>
+            <w:tcW w:w="2121" w:type="dxa"/>
           </w:tcPr>
           <w:p>
             <w:pPr>
@@ -4714,7 +4714,7 @@
         </w:tc>
         <w:tc>
           <w:tcPr>
-            <w:tcW w:w="6051" w:type="dxa"/>
+            <w:tcW w:w="5327" w:type="dxa"/>
           </w:tcPr>
           <w:p>
             <w:pPr>
@@ -4731,20 +4731,20 @@
         </w:tc>
         <w:tc>
           <w:tcPr>
-            <w:tcW w:w="2168" w:type="dxa"/>
-          </w:tcPr>
-          <w:p>
-            <w:pPr>
-              <w:pStyle w:val="Compact"/>
-              <w:spacing w:before="20" w:after="20"/>
-            </w:pPr>
-          </w:p>
-        </w:tc>
-      </w:tr>
-      <w:tr>
-        <w:tc>
-          <w:tcPr>
-            <w:tcW w:w="1412" w:type="dxa"/>
+            <w:tcW w:w="2183" w:type="dxa"/>
+          </w:tcPr>
+          <w:p>
+            <w:pPr>
+              <w:pStyle w:val="Compact"/>
+              <w:spacing w:before="20" w:after="20"/>
+            </w:pPr>
+          </w:p>
+        </w:tc>
+      </w:tr>
+      <w:tr>
+        <w:tc>
+          <w:tcPr>
+            <w:tcW w:w="2121" w:type="dxa"/>
           </w:tcPr>
           <w:p>
             <w:pPr>
@@ -4761,7 +4761,7 @@
         </w:tc>
         <w:tc>
           <w:tcPr>
-            <w:tcW w:w="6051" w:type="dxa"/>
+            <w:tcW w:w="5327" w:type="dxa"/>
           </w:tcPr>
           <w:p>
             <w:pPr>
@@ -4778,20 +4778,20 @@
         </w:tc>
         <w:tc>
           <w:tcPr>
-            <w:tcW w:w="2168" w:type="dxa"/>
-          </w:tcPr>
-          <w:p>
-            <w:pPr>
-              <w:pStyle w:val="Compact"/>
-              <w:spacing w:before="20" w:after="20"/>
-            </w:pPr>
-          </w:p>
-        </w:tc>
-      </w:tr>
-      <w:tr>
-        <w:tc>
-          <w:tcPr>
-            <w:tcW w:w="1412" w:type="dxa"/>
+            <w:tcW w:w="2183" w:type="dxa"/>
+          </w:tcPr>
+          <w:p>
+            <w:pPr>
+              <w:pStyle w:val="Compact"/>
+              <w:spacing w:before="20" w:after="20"/>
+            </w:pPr>
+          </w:p>
+        </w:tc>
+      </w:tr>
+      <w:tr>
+        <w:tc>
+          <w:tcPr>
+            <w:tcW w:w="2121" w:type="dxa"/>
           </w:tcPr>
           <w:p>
             <w:pPr>
@@ -4808,7 +4808,7 @@
         </w:tc>
         <w:tc>
           <w:tcPr>
-            <w:tcW w:w="6051" w:type="dxa"/>
+            <w:tcW w:w="5327" w:type="dxa"/>
           </w:tcPr>
           <w:p>
             <w:pPr>
@@ -4825,20 +4825,20 @@
         </w:tc>
         <w:tc>
           <w:tcPr>
-            <w:tcW w:w="2168" w:type="dxa"/>
-          </w:tcPr>
-          <w:p>
-            <w:pPr>
-              <w:pStyle w:val="Compact"/>
-              <w:spacing w:before="20" w:after="20"/>
-            </w:pPr>
-          </w:p>
-        </w:tc>
-      </w:tr>
-      <w:tr>
-        <w:tc>
-          <w:tcPr>
-            <w:tcW w:w="1412" w:type="dxa"/>
+            <w:tcW w:w="2183" w:type="dxa"/>
+          </w:tcPr>
+          <w:p>
+            <w:pPr>
+              <w:pStyle w:val="Compact"/>
+              <w:spacing w:before="20" w:after="20"/>
+            </w:pPr>
+          </w:p>
+        </w:tc>
+      </w:tr>
+      <w:tr>
+        <w:tc>
+          <w:tcPr>
+            <w:tcW w:w="2121" w:type="dxa"/>
           </w:tcPr>
           <w:p>
             <w:pPr>
@@ -4855,7 +4855,7 @@
         </w:tc>
         <w:tc>
           <w:tcPr>
-            <w:tcW w:w="6051" w:type="dxa"/>
+            <w:tcW w:w="5327" w:type="dxa"/>
           </w:tcPr>
           <w:p>
             <w:pPr>
@@ -4872,20 +4872,20 @@
         </w:tc>
         <w:tc>
           <w:tcPr>
-            <w:tcW w:w="2168" w:type="dxa"/>
-          </w:tcPr>
-          <w:p>
-            <w:pPr>
-              <w:pStyle w:val="Compact"/>
-              <w:spacing w:before="20" w:after="20"/>
-            </w:pPr>
-          </w:p>
-        </w:tc>
-      </w:tr>
-      <w:tr>
-        <w:tc>
-          <w:tcPr>
-            <w:tcW w:w="1412" w:type="dxa"/>
+            <w:tcW w:w="2183" w:type="dxa"/>
+          </w:tcPr>
+          <w:p>
+            <w:pPr>
+              <w:pStyle w:val="Compact"/>
+              <w:spacing w:before="20" w:after="20"/>
+            </w:pPr>
+          </w:p>
+        </w:tc>
+      </w:tr>
+      <w:tr>
+        <w:tc>
+          <w:tcPr>
+            <w:tcW w:w="2121" w:type="dxa"/>
           </w:tcPr>
           <w:p>
             <w:pPr>
@@ -4902,7 +4902,7 @@
         </w:tc>
         <w:tc>
           <w:tcPr>
-            <w:tcW w:w="6051" w:type="dxa"/>
+            <w:tcW w:w="5327" w:type="dxa"/>
           </w:tcPr>
           <w:p>
             <w:pPr>
@@ -4919,20 +4919,20 @@
         </w:tc>
         <w:tc>
           <w:tcPr>
-            <w:tcW w:w="2168" w:type="dxa"/>
-          </w:tcPr>
-          <w:p>
-            <w:pPr>
-              <w:pStyle w:val="Compact"/>
-              <w:spacing w:before="20" w:after="20"/>
-            </w:pPr>
-          </w:p>
-        </w:tc>
-      </w:tr>
-      <w:tr>
-        <w:tc>
-          <w:tcPr>
-            <w:tcW w:w="1412" w:type="dxa"/>
+            <w:tcW w:w="2183" w:type="dxa"/>
+          </w:tcPr>
+          <w:p>
+            <w:pPr>
+              <w:pStyle w:val="Compact"/>
+              <w:spacing w:before="20" w:after="20"/>
+            </w:pPr>
+          </w:p>
+        </w:tc>
+      </w:tr>
+      <w:tr>
+        <w:tc>
+          <w:tcPr>
+            <w:tcW w:w="2121" w:type="dxa"/>
           </w:tcPr>
           <w:p>
             <w:pPr>
@@ -4949,7 +4949,7 @@
         </w:tc>
         <w:tc>
           <w:tcPr>
-            <w:tcW w:w="6051" w:type="dxa"/>
+            <w:tcW w:w="5327" w:type="dxa"/>
           </w:tcPr>
           <w:p>
             <w:pPr>
@@ -4966,7 +4966,7 @@
         </w:tc>
         <w:tc>
           <w:tcPr>
-            <w:tcW w:w="2168" w:type="dxa"/>
+            <w:tcW w:w="2183" w:type="dxa"/>
           </w:tcPr>
           <w:p>
             <w:pPr>
@@ -5024,11 +5024,11 @@
         <w:tblLook w:firstColumn="1" w:firstRow="1" w:lastColumn="0" w:lastRow="0" w:noHBand="0" w:noVBand="1" w:val="04A0"/>
       </w:tblPr>
       <w:tblGrid>
-        <w:gridCol w:w="1129"/>
-        <w:gridCol w:w="1575"/>
-        <w:gridCol w:w="1040"/>
-        <w:gridCol w:w="3359"/>
-        <w:gridCol w:w="2526"/>
+        <w:gridCol w:w="1646"/>
+        <w:gridCol w:w="1851"/>
+        <w:gridCol w:w="1535"/>
+        <w:gridCol w:w="2321"/>
+        <w:gridCol w:w="2277"/>
       </w:tblGrid>
       <w:tr>
         <w:trPr>
@@ -5037,7 +5037,7 @@
         </w:trPr>
         <w:tc>
           <w:tcPr>
-            <w:tcW w:w="1129" w:type="dxa"/>
+            <w:tcW w:w="1646" w:type="dxa"/>
             <w:shd w:val="clear" w:color="auto" w:fill="ECECEC"/>
           </w:tcPr>
           <w:p>
@@ -5056,7 +5056,7 @@
         </w:tc>
         <w:tc>
           <w:tcPr>
-            <w:tcW w:w="1575" w:type="dxa"/>
+            <w:tcW w:w="1851" w:type="dxa"/>
             <w:shd w:val="clear" w:color="auto" w:fill="ECECEC"/>
           </w:tcPr>
           <w:p>
@@ -5075,7 +5075,7 @@
         </w:tc>
         <w:tc>
           <w:tcPr>
-            <w:tcW w:w="1040" w:type="dxa"/>
+            <w:tcW w:w="1535" w:type="dxa"/>
             <w:shd w:val="clear" w:color="auto" w:fill="ECECEC"/>
           </w:tcPr>
           <w:p>
@@ -5094,7 +5094,7 @@
         </w:tc>
         <w:tc>
           <w:tcPr>
-            <w:tcW w:w="3359" w:type="dxa"/>
+            <w:tcW w:w="2321" w:type="dxa"/>
             <w:shd w:val="clear" w:color="auto" w:fill="ECECEC"/>
           </w:tcPr>
           <w:p>
@@ -5113,7 +5113,7 @@
         </w:tc>
         <w:tc>
           <w:tcPr>
-            <w:tcW w:w="2526" w:type="dxa"/>
+            <w:tcW w:w="2277" w:type="dxa"/>
             <w:shd w:val="clear" w:color="auto" w:fill="ECECEC"/>
           </w:tcPr>
           <w:p>
@@ -5134,7 +5134,7 @@
       <w:tr>
         <w:tc>
           <w:tcPr>
-            <w:tcW w:w="1129" w:type="dxa"/>
+            <w:tcW w:w="1646" w:type="dxa"/>
           </w:tcPr>
           <w:p>
             <w:pPr>
@@ -5151,7 +5151,7 @@
         </w:tc>
         <w:tc>
           <w:tcPr>
-            <w:tcW w:w="1575" w:type="dxa"/>
+            <w:tcW w:w="1851" w:type="dxa"/>
           </w:tcPr>
           <w:p>
             <w:pPr>
@@ -5168,7 +5168,7 @@
         </w:tc>
         <w:tc>
           <w:tcPr>
-            <w:tcW w:w="1040" w:type="dxa"/>
+            <w:tcW w:w="1535" w:type="dxa"/>
           </w:tcPr>
           <w:p>
             <w:pPr>
@@ -5185,7 +5185,7 @@
         </w:tc>
         <w:tc>
           <w:tcPr>
-            <w:tcW w:w="3359" w:type="dxa"/>
+            <w:tcW w:w="2321" w:type="dxa"/>
           </w:tcPr>
           <w:p>
             <w:pPr>
@@ -5202,7 +5202,7 @@
         </w:tc>
         <w:tc>
           <w:tcPr>
-            <w:tcW w:w="2526" w:type="dxa"/>
+            <w:tcW w:w="2277" w:type="dxa"/>
           </w:tcPr>
           <w:p>
             <w:pPr>
@@ -5221,7 +5221,7 @@
       <w:tr>
         <w:tc>
           <w:tcPr>
-            <w:tcW w:w="1129" w:type="dxa"/>
+            <w:tcW w:w="1646" w:type="dxa"/>
           </w:tcPr>
           <w:p>
             <w:pPr>
@@ -5238,7 +5238,7 @@
         </w:tc>
         <w:tc>
           <w:tcPr>
-            <w:tcW w:w="1575" w:type="dxa"/>
+            <w:tcW w:w="1851" w:type="dxa"/>
           </w:tcPr>
           <w:p>
             <w:pPr>
@@ -5255,7 +5255,7 @@
         </w:tc>
         <w:tc>
           <w:tcPr>
-            <w:tcW w:w="1040" w:type="dxa"/>
+            <w:tcW w:w="1535" w:type="dxa"/>
           </w:tcPr>
           <w:p>
             <w:pPr>
@@ -5272,7 +5272,7 @@
         </w:tc>
         <w:tc>
           <w:tcPr>
-            <w:tcW w:w="3359" w:type="dxa"/>
+            <w:tcW w:w="2321" w:type="dxa"/>
           </w:tcPr>
           <w:p>
             <w:pPr>
@@ -5289,7 +5289,7 @@
         </w:tc>
         <w:tc>
           <w:tcPr>
-            <w:tcW w:w="2526" w:type="dxa"/>
+            <w:tcW w:w="2277" w:type="dxa"/>
           </w:tcPr>
           <w:p>
             <w:pPr>
@@ -5308,7 +5308,7 @@
       <w:tr>
         <w:tc>
           <w:tcPr>
-            <w:tcW w:w="1129" w:type="dxa"/>
+            <w:tcW w:w="1646" w:type="dxa"/>
           </w:tcPr>
           <w:p>
             <w:pPr>
@@ -5325,7 +5325,7 @@
         </w:tc>
         <w:tc>
           <w:tcPr>
-            <w:tcW w:w="1575" w:type="dxa"/>
+            <w:tcW w:w="1851" w:type="dxa"/>
           </w:tcPr>
           <w:p>
             <w:pPr>
@@ -5342,7 +5342,7 @@
         </w:tc>
         <w:tc>
           <w:tcPr>
-            <w:tcW w:w="1040" w:type="dxa"/>
+            <w:tcW w:w="1535" w:type="dxa"/>
           </w:tcPr>
           <w:p>
             <w:pPr>
@@ -5359,7 +5359,7 @@
         </w:tc>
         <w:tc>
           <w:tcPr>
-            <w:tcW w:w="3359" w:type="dxa"/>
+            <w:tcW w:w="2321" w:type="dxa"/>
           </w:tcPr>
           <w:p>
             <w:pPr>
@@ -5376,7 +5376,7 @@
         </w:tc>
         <w:tc>
           <w:tcPr>
-            <w:tcW w:w="2526" w:type="dxa"/>
+            <w:tcW w:w="2277" w:type="dxa"/>
           </w:tcPr>
           <w:p>
             <w:pPr>
@@ -5395,7 +5395,7 @@
       <w:tr>
         <w:tc>
           <w:tcPr>
-            <w:tcW w:w="1129" w:type="dxa"/>
+            <w:tcW w:w="1646" w:type="dxa"/>
           </w:tcPr>
           <w:p>
             <w:pPr>
@@ -5412,7 +5412,7 @@
         </w:tc>
         <w:tc>
           <w:tcPr>
-            <w:tcW w:w="1575" w:type="dxa"/>
+            <w:tcW w:w="1851" w:type="dxa"/>
           </w:tcPr>
           <w:p>
             <w:pPr>
@@ -5429,7 +5429,7 @@
         </w:tc>
         <w:tc>
           <w:tcPr>
-            <w:tcW w:w="1040" w:type="dxa"/>
+            <w:tcW w:w="1535" w:type="dxa"/>
           </w:tcPr>
           <w:p>
             <w:pPr>
@@ -5446,7 +5446,7 @@
         </w:tc>
         <w:tc>
           <w:tcPr>
-            <w:tcW w:w="3359" w:type="dxa"/>
+            <w:tcW w:w="2321" w:type="dxa"/>
           </w:tcPr>
           <w:p>
             <w:pPr>
@@ -5463,7 +5463,7 @@
         </w:tc>
         <w:tc>
           <w:tcPr>
-            <w:tcW w:w="2526" w:type="dxa"/>
+            <w:tcW w:w="2277" w:type="dxa"/>
           </w:tcPr>
           <w:p>
             <w:pPr>
@@ -5482,7 +5482,7 @@
       <w:tr>
         <w:tc>
           <w:tcPr>
-            <w:tcW w:w="1129" w:type="dxa"/>
+            <w:tcW w:w="1646" w:type="dxa"/>
           </w:tcPr>
           <w:p>
             <w:pPr>
@@ -5499,7 +5499,7 @@
         </w:tc>
         <w:tc>
           <w:tcPr>
-            <w:tcW w:w="1575" w:type="dxa"/>
+            <w:tcW w:w="1851" w:type="dxa"/>
           </w:tcPr>
           <w:p>
             <w:pPr>
@@ -5516,7 +5516,7 @@
         </w:tc>
         <w:tc>
           <w:tcPr>
-            <w:tcW w:w="1040" w:type="dxa"/>
+            <w:tcW w:w="1535" w:type="dxa"/>
           </w:tcPr>
           <w:p>
             <w:pPr>
@@ -5533,7 +5533,7 @@
         </w:tc>
         <w:tc>
           <w:tcPr>
-            <w:tcW w:w="3359" w:type="dxa"/>
+            <w:tcW w:w="2321" w:type="dxa"/>
           </w:tcPr>
           <w:p>
             <w:pPr>
@@ -5550,7 +5550,7 @@
         </w:tc>
         <w:tc>
           <w:tcPr>
-            <w:tcW w:w="2526" w:type="dxa"/>
+            <w:tcW w:w="2277" w:type="dxa"/>
           </w:tcPr>
           <w:p>
             <w:pPr>
@@ -6028,8 +6028,8 @@
         <w:tblLook w:firstColumn="1" w:firstRow="1" w:lastColumn="0" w:lastRow="0" w:noHBand="0" w:noVBand="1" w:val="04A0"/>
       </w:tblPr>
       <w:tblGrid>
-        <w:gridCol w:w="2963"/>
-        <w:gridCol w:w="6668"/>
+        <w:gridCol w:w="3177"/>
+        <w:gridCol w:w="6454"/>
       </w:tblGrid>
       <w:tr>
         <w:trPr>
@@ -6038,7 +6038,7 @@
         </w:trPr>
         <w:tc>
           <w:tcPr>
-            <w:tcW w:w="2963" w:type="dxa"/>
+            <w:tcW w:w="3177" w:type="dxa"/>
             <w:shd w:val="clear" w:color="auto" w:fill="ECECEC"/>
           </w:tcPr>
           <w:p>
@@ -6057,7 +6057,7 @@
         </w:tc>
         <w:tc>
           <w:tcPr>
-            <w:tcW w:w="6668" w:type="dxa"/>
+            <w:tcW w:w="6454" w:type="dxa"/>
             <w:shd w:val="clear" w:color="auto" w:fill="ECECEC"/>
           </w:tcPr>
           <w:p>
@@ -6078,7 +6078,7 @@
       <w:tr>
         <w:tc>
           <w:tcPr>
-            <w:tcW w:w="2963" w:type="dxa"/>
+            <w:tcW w:w="3177" w:type="dxa"/>
           </w:tcPr>
           <w:p>
             <w:pPr>
@@ -6095,7 +6095,7 @@
         </w:tc>
         <w:tc>
           <w:tcPr>
-            <w:tcW w:w="6668" w:type="dxa"/>
+            <w:tcW w:w="6454" w:type="dxa"/>
           </w:tcPr>
           <w:p>
             <w:pPr>
@@ -6114,7 +6114,7 @@
       <w:tr>
         <w:tc>
           <w:tcPr>
-            <w:tcW w:w="2963" w:type="dxa"/>
+            <w:tcW w:w="3177" w:type="dxa"/>
           </w:tcPr>
           <w:p>
             <w:pPr>
@@ -6131,7 +6131,7 @@
         </w:tc>
         <w:tc>
           <w:tcPr>
-            <w:tcW w:w="6668" w:type="dxa"/>
+            <w:tcW w:w="6454" w:type="dxa"/>
           </w:tcPr>
           <w:p>
             <w:pPr>
@@ -6150,7 +6150,7 @@
       <w:tr>
         <w:tc>
           <w:tcPr>
-            <w:tcW w:w="2963" w:type="dxa"/>
+            <w:tcW w:w="3177" w:type="dxa"/>
           </w:tcPr>
           <w:p>
             <w:pPr>
@@ -6167,7 +6167,7 @@
         </w:tc>
         <w:tc>
           <w:tcPr>
-            <w:tcW w:w="6668" w:type="dxa"/>
+            <w:tcW w:w="6454" w:type="dxa"/>
           </w:tcPr>
           <w:p>
             <w:pPr>
@@ -6186,7 +6186,7 @@
       <w:tr>
         <w:tc>
           <w:tcPr>
-            <w:tcW w:w="2963" w:type="dxa"/>
+            <w:tcW w:w="3177" w:type="dxa"/>
           </w:tcPr>
           <w:p>
             <w:pPr>
@@ -6203,7 +6203,7 @@
         </w:tc>
         <w:tc>
           <w:tcPr>
-            <w:tcW w:w="6668" w:type="dxa"/>
+            <w:tcW w:w="6454" w:type="dxa"/>
           </w:tcPr>
           <w:p>
             <w:pPr>
@@ -6222,7 +6222,7 @@
       <w:tr>
         <w:tc>
           <w:tcPr>
-            <w:tcW w:w="2963" w:type="dxa"/>
+            <w:tcW w:w="3177" w:type="dxa"/>
           </w:tcPr>
           <w:p>
             <w:pPr>
@@ -6239,7 +6239,7 @@
         </w:tc>
         <w:tc>
           <w:tcPr>
-            <w:tcW w:w="6668" w:type="dxa"/>
+            <w:tcW w:w="6454" w:type="dxa"/>
           </w:tcPr>
           <w:p>
             <w:pPr>
@@ -6294,8 +6294,8 @@
         <w:tblLook w:firstColumn="1" w:firstRow="1" w:lastColumn="0" w:lastRow="0" w:noHBand="0" w:noVBand="1" w:val="04A0"/>
       </w:tblPr>
       <w:tblGrid>
-        <w:gridCol w:w="4939"/>
-        <w:gridCol w:w="4692"/>
+        <w:gridCol w:w="5480"/>
+        <w:gridCol w:w="4151"/>
       </w:tblGrid>
       <w:tr>
         <w:trPr>
@@ -6304,7 +6304,7 @@
         </w:trPr>
         <w:tc>
           <w:tcPr>
-            <w:tcW w:w="4939" w:type="dxa"/>
+            <w:tcW w:w="5480" w:type="dxa"/>
             <w:shd w:val="clear" w:color="auto" w:fill="ECECEC"/>
           </w:tcPr>
           <w:p>
@@ -6323,7 +6323,7 @@
         </w:tc>
         <w:tc>
           <w:tcPr>
-            <w:tcW w:w="4692" w:type="dxa"/>
+            <w:tcW w:w="4151" w:type="dxa"/>
             <w:shd w:val="clear" w:color="auto" w:fill="ECECEC"/>
           </w:tcPr>
           <w:p>
@@ -6344,7 +6344,7 @@
       <w:tr>
         <w:tc>
           <w:tcPr>
-            <w:tcW w:w="4939" w:type="dxa"/>
+            <w:tcW w:w="5480" w:type="dxa"/>
           </w:tcPr>
           <w:p>
             <w:pPr>
@@ -6361,7 +6361,7 @@
         </w:tc>
         <w:tc>
           <w:tcPr>
-            <w:tcW w:w="4692" w:type="dxa"/>
+            <w:tcW w:w="4151" w:type="dxa"/>
           </w:tcPr>
           <w:p>
             <w:pPr>
@@ -6380,7 +6380,7 @@
       <w:tr>
         <w:tc>
           <w:tcPr>
-            <w:tcW w:w="4939" w:type="dxa"/>
+            <w:tcW w:w="5480" w:type="dxa"/>
           </w:tcPr>
           <w:p>
             <w:pPr>
@@ -6397,7 +6397,7 @@
         </w:tc>
         <w:tc>
           <w:tcPr>
-            <w:tcW w:w="4692" w:type="dxa"/>
+            <w:tcW w:w="4151" w:type="dxa"/>
           </w:tcPr>
           <w:p>
             <w:pPr>
@@ -6416,7 +6416,7 @@
       <w:tr>
         <w:tc>
           <w:tcPr>
-            <w:tcW w:w="4939" w:type="dxa"/>
+            <w:tcW w:w="5480" w:type="dxa"/>
           </w:tcPr>
           <w:p>
             <w:pPr>
@@ -6433,7 +6433,7 @@
         </w:tc>
         <w:tc>
           <w:tcPr>
-            <w:tcW w:w="4692" w:type="dxa"/>
+            <w:tcW w:w="4151" w:type="dxa"/>
           </w:tcPr>
           <w:p>
             <w:pPr>
@@ -6452,7 +6452,7 @@
       <w:tr>
         <w:tc>
           <w:tcPr>
-            <w:tcW w:w="4939" w:type="dxa"/>
+            <w:tcW w:w="5480" w:type="dxa"/>
           </w:tcPr>
           <w:p>
             <w:pPr>
@@ -6469,7 +6469,7 @@
         </w:tc>
         <w:tc>
           <w:tcPr>
-            <w:tcW w:w="4692" w:type="dxa"/>
+            <w:tcW w:w="4151" w:type="dxa"/>
           </w:tcPr>
           <w:p>
             <w:pPr>
